--- a/saMhitA/05/TS 5 Tamil Corrections.docx
+++ b/saMhitA/05/TS 5 Tamil Corrections.docx
@@ -13,7 +13,6 @@
           <w:u w:val="single"/>
         </w:rPr>
       </w:pPr>
-      <w:proofErr w:type="spellStart"/>
       <w:r>
         <w:rPr>
           <w:b/>
@@ -22,9 +21,8 @@
           <w:szCs w:val="32"/>
           <w:u w:val="single"/>
         </w:rPr>
-        <w:t>Taittriya</w:t>
+        <w:t>Taittriya Samhita – TS 5 Tamil co</w:t>
       </w:r>
-      <w:proofErr w:type="spellEnd"/>
       <w:r>
         <w:rPr>
           <w:b/>
@@ -33,7 +31,1028 @@
           <w:szCs w:val="32"/>
           <w:u w:val="single"/>
         </w:rPr>
-        <w:t xml:space="preserve"> Samhita – TS 5 </w:t>
+        <w:t>rrections –</w:t>
+      </w:r>
+      <w:r>
+        <w:rPr>
+          <w:b/>
+          <w:bCs/>
+          <w:sz w:val="32"/>
+          <w:szCs w:val="32"/>
+          <w:u w:val="single"/>
+        </w:rPr>
+        <w:t xml:space="preserve"> </w:t>
+      </w:r>
+      <w:r>
+        <w:rPr>
+          <w:b/>
+          <w:bCs/>
+          <w:sz w:val="32"/>
+          <w:szCs w:val="32"/>
+          <w:u w:val="single"/>
+        </w:rPr>
+        <w:t xml:space="preserve">Observed till </w:t>
+      </w:r>
+      <w:proofErr w:type="spellStart"/>
+      <w:r>
+        <w:rPr>
+          <w:b/>
+          <w:bCs/>
+          <w:color w:val="EE0000"/>
+          <w:sz w:val="32"/>
+          <w:szCs w:val="32"/>
+          <w:highlight w:val="yellow"/>
+          <w:u w:val="single"/>
+        </w:rPr>
+        <w:t>xxxxxxxxx</w:t>
+      </w:r>
+      <w:proofErr w:type="spellEnd"/>
+    </w:p>
+    <w:p>
+      <w:pPr>
+        <w:jc w:val="center"/>
+        <w:rPr>
+          <w:b/>
+          <w:bCs/>
+        </w:rPr>
+      </w:pPr>
+      <w:r>
+        <w:rPr>
+          <w:b/>
+          <w:bCs/>
+        </w:rPr>
+        <w:t>(ignore those which are already incorporated in your book’s version and date)</w:t>
+      </w:r>
+    </w:p>
+    <w:tbl>
+      <w:tblPr>
+        <w:tblW w:w="14743" w:type="dxa"/>
+        <w:tblInd w:w="-856" w:type="dxa"/>
+        <w:tblBorders>
+          <w:top w:val="single" w:sz="4" w:space="0" w:color="000000"/>
+          <w:left w:val="single" w:sz="4" w:space="0" w:color="000000"/>
+          <w:bottom w:val="single" w:sz="4" w:space="0" w:color="000000"/>
+          <w:right w:val="single" w:sz="4" w:space="0" w:color="000000"/>
+          <w:insideH w:val="single" w:sz="4" w:space="0" w:color="000000"/>
+          <w:insideV w:val="single" w:sz="4" w:space="0" w:color="000000"/>
+        </w:tblBorders>
+        <w:tblLook w:val="04A0" w:firstRow="1" w:lastRow="0" w:firstColumn="1" w:lastColumn="0" w:noHBand="0" w:noVBand="1"/>
+      </w:tblPr>
+      <w:tblGrid>
+        <w:gridCol w:w="3118"/>
+        <w:gridCol w:w="5561"/>
+        <w:gridCol w:w="6064"/>
+      </w:tblGrid>
+      <w:tr>
+        <w:tc>
+          <w:tcPr>
+            <w:tcW w:w="3118" w:type="dxa"/>
+          </w:tcPr>
+          <w:p>
+            <w:pPr>
+              <w:spacing w:before="0" w:line="240" w:lineRule="auto"/>
+              <w:jc w:val="center"/>
+              <w:rPr>
+                <w:b/>
+                <w:bCs/>
+                <w:sz w:val="32"/>
+                <w:szCs w:val="32"/>
+              </w:rPr>
+            </w:pPr>
+            <w:r>
+              <w:rPr>
+                <w:b/>
+                <w:bCs/>
+                <w:sz w:val="32"/>
+                <w:szCs w:val="32"/>
+              </w:rPr>
+              <w:t>Section, Paragraph</w:t>
+            </w:r>
+          </w:p>
+          <w:p>
+            <w:pPr>
+              <w:spacing w:before="0" w:line="240" w:lineRule="auto"/>
+              <w:jc w:val="center"/>
+              <w:rPr>
+                <w:b/>
+                <w:bCs/>
+                <w:sz w:val="32"/>
+                <w:szCs w:val="32"/>
+              </w:rPr>
+            </w:pPr>
+            <w:r>
+              <w:rPr>
+                <w:b/>
+                <w:bCs/>
+                <w:sz w:val="32"/>
+                <w:szCs w:val="32"/>
+              </w:rPr>
+              <w:t>Reference</w:t>
+            </w:r>
+          </w:p>
+        </w:tc>
+        <w:tc>
+          <w:tcPr>
+            <w:tcW w:w="5561" w:type="dxa"/>
+          </w:tcPr>
+          <w:p>
+            <w:pPr>
+              <w:spacing w:before="0" w:line="240" w:lineRule="auto"/>
+              <w:jc w:val="center"/>
+              <w:rPr>
+                <w:b/>
+                <w:bCs/>
+                <w:sz w:val="32"/>
+                <w:szCs w:val="32"/>
+              </w:rPr>
+            </w:pPr>
+            <w:r>
+              <w:rPr>
+                <w:b/>
+                <w:bCs/>
+                <w:sz w:val="32"/>
+                <w:szCs w:val="32"/>
+              </w:rPr>
+              <w:t>As Printed</w:t>
+            </w:r>
+          </w:p>
+        </w:tc>
+        <w:tc>
+          <w:tcPr>
+            <w:tcW w:w="6064" w:type="dxa"/>
+          </w:tcPr>
+          <w:p>
+            <w:pPr>
+              <w:spacing w:before="0" w:line="240" w:lineRule="auto"/>
+              <w:ind w:right="-18"/>
+              <w:jc w:val="center"/>
+              <w:rPr>
+                <w:b/>
+                <w:bCs/>
+                <w:sz w:val="32"/>
+                <w:szCs w:val="32"/>
+              </w:rPr>
+            </w:pPr>
+            <w:r>
+              <w:rPr>
+                <w:b/>
+                <w:bCs/>
+                <w:sz w:val="32"/>
+                <w:szCs w:val="32"/>
+              </w:rPr>
+              <w:t>To be read as or corrected as</w:t>
+            </w:r>
+          </w:p>
+        </w:tc>
+      </w:tr>
+      <w:tr>
+        <w:trPr>
+          <w:trHeight w:val="822"/>
+        </w:trPr>
+        <w:tc>
+          <w:tcPr>
+            <w:tcW w:w="3118" w:type="dxa"/>
+          </w:tcPr>
+          <w:p>
+            <w:pPr>
+              <w:spacing w:before="0" w:line="240" w:lineRule="auto"/>
+              <w:rPr>
+                <w:rFonts w:cs="Latha"/>
+                <w:b/>
+                <w:sz w:val="28"/>
+                <w:szCs w:val="28"/>
+                <w:lang w:bidi="ta-IN"/>
+              </w:rPr>
+            </w:pPr>
+            <w:r>
+              <w:rPr>
+                <w:rFonts w:cs="Latha"/>
+                <w:b/>
+                <w:sz w:val="28"/>
+                <w:szCs w:val="28"/>
+                <w:lang w:bidi="ta-IN"/>
+              </w:rPr>
+              <w:t xml:space="preserve">TS </w:t>
+            </w:r>
+            <w:r>
+              <w:rPr>
+                <w:rFonts w:cs="Latha"/>
+                <w:b/>
+                <w:sz w:val="28"/>
+                <w:szCs w:val="28"/>
+                <w:lang w:bidi="ta-IN"/>
+              </w:rPr>
+              <w:t>5.4.</w:t>
+            </w:r>
+            <w:r>
+              <w:rPr>
+                <w:rFonts w:cs="Latha"/>
+                <w:b/>
+                <w:sz w:val="28"/>
+                <w:szCs w:val="28"/>
+                <w:lang w:bidi="ta-IN"/>
+              </w:rPr>
+              <w:t>5</w:t>
+            </w:r>
+            <w:r>
+              <w:rPr>
+                <w:rFonts w:cs="Latha"/>
+                <w:b/>
+                <w:sz w:val="28"/>
+                <w:szCs w:val="28"/>
+                <w:lang w:bidi="ta-IN"/>
+              </w:rPr>
+              <w:t>.2</w:t>
+            </w:r>
+            <w:r>
+              <w:rPr>
+                <w:rFonts w:cs="Latha"/>
+                <w:b/>
+                <w:sz w:val="28"/>
+                <w:szCs w:val="28"/>
+                <w:lang w:bidi="ta-IN"/>
+              </w:rPr>
+              <w:t xml:space="preserve"> - </w:t>
+            </w:r>
+            <w:r>
+              <w:rPr>
+                <w:rFonts w:cs="Latha"/>
+                <w:b/>
+                <w:sz w:val="28"/>
+                <w:szCs w:val="28"/>
+                <w:lang w:bidi="ta-IN"/>
+              </w:rPr>
+              <w:t>Vaakyam</w:t>
+            </w:r>
+          </w:p>
+          <w:p>
+            <w:pPr>
+              <w:spacing w:before="0" w:line="240" w:lineRule="auto"/>
+              <w:rPr>
+                <w:rFonts w:cs="Latha"/>
+                <w:b/>
+                <w:sz w:val="28"/>
+                <w:szCs w:val="28"/>
+                <w:lang w:bidi="ta-IN"/>
+              </w:rPr>
+            </w:pPr>
+            <w:r>
+              <w:rPr>
+                <w:rFonts w:cs="Latha"/>
+                <w:b/>
+                <w:sz w:val="28"/>
+                <w:szCs w:val="28"/>
+                <w:lang w:bidi="ta-IN"/>
+              </w:rPr>
+              <w:t>Line</w:t>
+            </w:r>
+            <w:r>
+              <w:rPr>
+                <w:rFonts w:cs="Latha"/>
+                <w:b/>
+                <w:sz w:val="28"/>
+                <w:szCs w:val="28"/>
+                <w:lang w:bidi="ta-IN"/>
+              </w:rPr>
+              <w:t xml:space="preserve"> No: - </w:t>
+            </w:r>
+            <w:r>
+              <w:rPr>
+                <w:rFonts w:cs="Latha"/>
+                <w:b/>
+                <w:sz w:val="28"/>
+                <w:szCs w:val="28"/>
+                <w:lang w:bidi="ta-IN"/>
+              </w:rPr>
+              <w:t>7</w:t>
+            </w:r>
+          </w:p>
+          <w:p>
+            <w:pPr>
+              <w:spacing w:before="0" w:line="240" w:lineRule="auto"/>
+              <w:rPr>
+                <w:rFonts w:cs="Latha"/>
+                <w:sz w:val="28"/>
+                <w:szCs w:val="28"/>
+                <w:lang w:bidi="ta-IN"/>
+              </w:rPr>
+            </w:pPr>
+            <w:r>
+              <w:rPr>
+                <w:rFonts w:cs="Latha"/>
+                <w:b/>
+                <w:sz w:val="28"/>
+                <w:szCs w:val="28"/>
+                <w:lang w:bidi="ta-IN"/>
+              </w:rPr>
+              <w:t xml:space="preserve">Panchaati No. - </w:t>
+            </w:r>
+            <w:r>
+              <w:rPr>
+                <w:rFonts w:cs="Latha"/>
+                <w:b/>
+                <w:sz w:val="28"/>
+                <w:szCs w:val="28"/>
+                <w:lang w:bidi="ta-IN"/>
+              </w:rPr>
+              <w:t>2</w:t>
+            </w:r>
+            <w:r>
+              <w:rPr>
+                <w:rFonts w:cs="Latha"/>
+                <w:b/>
+                <w:sz w:val="28"/>
+                <w:szCs w:val="28"/>
+                <w:lang w:bidi="ta-IN"/>
+              </w:rPr>
+              <w:t>0</w:t>
+            </w:r>
+          </w:p>
+        </w:tc>
+        <w:tc>
+          <w:tcPr>
+            <w:tcW w:w="5561" w:type="dxa"/>
+          </w:tcPr>
+          <w:p>
+            <w:pPr>
+              <w:widowControl w:val="0"/>
+              <w:autoSpaceDE w:val="0"/>
+              <w:autoSpaceDN w:val="0"/>
+              <w:adjustRightInd w:val="0"/>
+              <w:spacing w:line="264" w:lineRule="auto"/>
+              <w:rPr>
+                <w:rFonts w:ascii="BRH Devanagari Extra" w:hAnsi="BRH Devanagari Extra" w:cs="BRH Devanagari Extra"/>
+                <w:sz w:val="40"/>
+                <w:szCs w:val="40"/>
+              </w:rPr>
+            </w:pPr>
+            <w:r>
+              <w:rPr>
+                <w:rFonts w:ascii="Latha" w:hAnsi="Latha" w:cs="Latha"/>
+                <w:sz w:val="28"/>
+                <w:szCs w:val="28"/>
+                <w:cs/>
+                <w:lang w:bidi="ta-IN"/>
+              </w:rPr>
+              <w:t>ம</w:t>
+            </w:r>
+            <w:r>
+              <w:rPr>
+                <w:rFonts w:ascii="BRH Tamil Tab Extra" w:hAnsi="BRH Tamil Tab Extra" w:cs="Latha"/>
+                <w:b/>
+                <w:sz w:val="36"/>
+                <w:szCs w:val="28"/>
+              </w:rPr>
+              <w:t>†</w:t>
+            </w:r>
+            <w:r>
+              <w:rPr>
+                <w:rFonts w:ascii="Latha" w:hAnsi="Latha" w:cs="Latha"/>
+                <w:sz w:val="28"/>
+                <w:szCs w:val="28"/>
+                <w:cs/>
+                <w:lang w:bidi="ta-IN"/>
+              </w:rPr>
+              <w:t>து</w:t>
+            </w:r>
+            <w:r>
+              <w:rPr>
+                <w:rFonts w:ascii="Latha" w:hAnsi="Latha" w:cs="Latha"/>
+                <w:b/>
+                <w:bCs/>
+                <w:position w:val="-12"/>
+                <w:sz w:val="28"/>
+                <w:szCs w:val="28"/>
+                <w:cs/>
+                <w:lang w:bidi="ta-IN"/>
+              </w:rPr>
+              <w:t>4</w:t>
+            </w:r>
+            <w:r>
+              <w:rPr>
+                <w:rFonts w:ascii="Latha" w:hAnsi="Latha" w:cs="Latha"/>
+                <w:sz w:val="28"/>
+                <w:szCs w:val="28"/>
+                <w:cs/>
+                <w:lang w:bidi="ta-IN"/>
+              </w:rPr>
+              <w:t>மி</w:t>
+            </w:r>
+            <w:r>
+              <w:rPr>
+                <w:rFonts w:ascii="BRH Tamil Tab Extra" w:hAnsi="BRH Tamil Tab Extra" w:cs="Latha"/>
+                <w:b/>
+                <w:sz w:val="36"/>
+                <w:szCs w:val="28"/>
+              </w:rPr>
+              <w:t>…</w:t>
+            </w:r>
+            <w:r>
+              <w:rPr>
+                <w:rFonts w:ascii="Latha" w:hAnsi="Latha" w:cs="Latha"/>
+                <w:sz w:val="28"/>
+                <w:szCs w:val="28"/>
+                <w:cs/>
+                <w:lang w:bidi="ta-IN"/>
+              </w:rPr>
+              <w:t>ஶ்ரே</w:t>
+            </w:r>
+            <w:r>
+              <w:rPr>
+                <w:rFonts w:ascii="Latha" w:hAnsi="Latha" w:cs="Latha"/>
+                <w:sz w:val="28"/>
+                <w:szCs w:val="28"/>
+                <w:highlight w:val="yellow"/>
+                <w:cs/>
+                <w:lang w:bidi="ta-IN"/>
+              </w:rPr>
+              <w:t>ணா</w:t>
+            </w:r>
+            <w:r>
+              <w:rPr>
+                <w:rFonts w:ascii="BRH Tamil Tab Extra" w:hAnsi="BRH Tamil Tab Extra" w:cs="Latha"/>
+                <w:b/>
+                <w:sz w:val="36"/>
+                <w:szCs w:val="28"/>
+                <w:highlight w:val="yellow"/>
+              </w:rPr>
+              <w:t>…</w:t>
+            </w:r>
+            <w:r>
+              <w:rPr>
+                <w:rFonts w:ascii="Latha" w:hAnsi="Latha" w:cs="Latha"/>
+                <w:sz w:val="28"/>
+                <w:szCs w:val="28"/>
+                <w:highlight w:val="yellow"/>
+              </w:rPr>
+              <w:t>-</w:t>
+            </w:r>
+            <w:r>
+              <w:rPr>
+                <w:rFonts w:ascii="Latha" w:hAnsi="Latha" w:cs="Latha"/>
+                <w:sz w:val="28"/>
+                <w:szCs w:val="28"/>
+                <w:highlight w:val="yellow"/>
+                <w:cs/>
+                <w:lang w:bidi="ta-IN"/>
+              </w:rPr>
+              <w:t>க்ஷ</w:t>
+            </w:r>
+            <w:r>
+              <w:rPr>
+                <w:rFonts w:ascii="BRH Tamil Tab Extra" w:hAnsi="BRH Tamil Tab Extra" w:cs="Latha"/>
+                <w:b/>
+                <w:sz w:val="36"/>
+                <w:szCs w:val="28"/>
+                <w:highlight w:val="yellow"/>
+              </w:rPr>
+              <w:t>†</w:t>
+            </w:r>
+            <w:r>
+              <w:rPr>
+                <w:rFonts w:ascii="Latha" w:hAnsi="Latha" w:cs="Latha"/>
+                <w:sz w:val="28"/>
+                <w:szCs w:val="28"/>
+                <w:cs/>
+                <w:lang w:bidi="ta-IN"/>
+              </w:rPr>
+              <w:t>த்யு</w:t>
+            </w:r>
+            <w:r>
+              <w:rPr>
+                <w:rFonts w:ascii="BRH Tamil Tab Extra" w:hAnsi="BRH Tamil Tab Extra" w:cs="Latha"/>
+                <w:b/>
+                <w:sz w:val="36"/>
+                <w:szCs w:val="28"/>
+              </w:rPr>
+              <w:t>…</w:t>
+            </w:r>
+            <w:r>
+              <w:rPr>
+                <w:rFonts w:ascii="Latha" w:hAnsi="Latha" w:cs="Latha"/>
+                <w:sz w:val="28"/>
+                <w:szCs w:val="28"/>
+                <w:cs/>
+                <w:lang w:bidi="ta-IN"/>
+              </w:rPr>
+              <w:t>ப</w:t>
+            </w:r>
+            <w:r>
+              <w:rPr>
+                <w:rFonts w:ascii="Latha" w:hAnsi="Latha" w:cs="Latha"/>
+                <w:b/>
+                <w:bCs/>
+                <w:position w:val="-12"/>
+                <w:sz w:val="28"/>
+                <w:szCs w:val="28"/>
+                <w:cs/>
+                <w:lang w:bidi="ta-IN"/>
+              </w:rPr>
+              <w:t>4</w:t>
+            </w:r>
+            <w:r>
+              <w:rPr>
+                <w:rFonts w:ascii="Latha" w:hAnsi="Latha" w:cs="Latha"/>
+                <w:sz w:val="28"/>
+                <w:szCs w:val="28"/>
+                <w:cs/>
+                <w:lang w:bidi="ta-IN"/>
+              </w:rPr>
+              <w:t>ய</w:t>
+            </w:r>
+            <w:r>
+              <w:rPr>
+                <w:rFonts w:ascii="BRH Tamil Tab Extra" w:hAnsi="BRH Tamil Tab Extra" w:cs="Latha"/>
+                <w:b/>
+                <w:sz w:val="36"/>
+                <w:szCs w:val="28"/>
+              </w:rPr>
+              <w:t>…</w:t>
+            </w:r>
+            <w:r>
+              <w:rPr>
+                <w:rFonts w:ascii="Latha" w:hAnsi="Latha" w:cs="Latha"/>
+                <w:sz w:val="28"/>
+                <w:szCs w:val="28"/>
+                <w:cs/>
+                <w:lang w:bidi="ta-IN"/>
+              </w:rPr>
+              <w:t>ஸ்யா</w:t>
+            </w:r>
+            <w:r>
+              <w:rPr>
+                <w:rFonts w:ascii="Latha" w:hAnsi="Latha" w:cs="Latha" w:hint="cs"/>
+                <w:sz w:val="28"/>
+                <w:szCs w:val="28"/>
+                <w:cs/>
+                <w:lang w:bidi="ta-IN"/>
+              </w:rPr>
+              <w:t>-</w:t>
+            </w:r>
+            <w:r>
+              <w:rPr>
+                <w:rFonts w:ascii="Latha" w:hAnsi="Latha" w:cs="Latha"/>
+                <w:sz w:val="28"/>
+                <w:szCs w:val="28"/>
+                <w:cs/>
+                <w:lang w:bidi="ta-IN"/>
+              </w:rPr>
+              <w:t>வ</w:t>
+            </w:r>
+            <w:r>
+              <w:rPr>
+                <w:rFonts w:ascii="BRH Tamil Tab Extra" w:hAnsi="BRH Tamil Tab Extra" w:cs="Latha"/>
+                <w:b/>
+                <w:sz w:val="36"/>
+                <w:szCs w:val="28"/>
+              </w:rPr>
+              <w:t>†</w:t>
+            </w:r>
+            <w:r>
+              <w:rPr>
+                <w:rFonts w:ascii="Latha" w:hAnsi="Latha" w:cs="Latha"/>
+                <w:sz w:val="28"/>
+                <w:szCs w:val="28"/>
+                <w:cs/>
+                <w:lang w:bidi="ta-IN"/>
+              </w:rPr>
+              <w:t>ருத்</w:t>
+            </w:r>
+            <w:r>
+              <w:rPr>
+                <w:rFonts w:ascii="Latha" w:hAnsi="Latha" w:cs="Latha"/>
+                <w:b/>
+                <w:bCs/>
+                <w:position w:val="-12"/>
+                <w:sz w:val="28"/>
+                <w:szCs w:val="28"/>
+                <w:cs/>
+                <w:lang w:bidi="ta-IN"/>
+              </w:rPr>
+              <w:t>3</w:t>
+            </w:r>
+            <w:r>
+              <w:rPr>
+                <w:rFonts w:ascii="Latha" w:hAnsi="Latha" w:cs="Latha"/>
+                <w:sz w:val="28"/>
+                <w:szCs w:val="28"/>
+                <w:cs/>
+                <w:lang w:bidi="ta-IN"/>
+              </w:rPr>
+              <w:t>த்</w:t>
+            </w:r>
+            <w:r>
+              <w:rPr>
+                <w:rFonts w:ascii="Latha" w:hAnsi="Latha" w:cs="Latha"/>
+                <w:b/>
+                <w:bCs/>
+                <w:position w:val="-12"/>
+                <w:sz w:val="28"/>
+                <w:szCs w:val="28"/>
+                <w:cs/>
+                <w:lang w:bidi="ta-IN"/>
+              </w:rPr>
+              <w:t>4</w:t>
+            </w:r>
+            <w:r>
+              <w:rPr>
+                <w:rFonts w:ascii="Latha" w:hAnsi="Latha" w:cs="Latha"/>
+                <w:sz w:val="28"/>
+                <w:szCs w:val="28"/>
+                <w:cs/>
+                <w:lang w:bidi="ta-IN"/>
+              </w:rPr>
+              <w:t>யை</w:t>
+            </w:r>
+          </w:p>
+        </w:tc>
+        <w:tc>
+          <w:tcPr>
+            <w:tcW w:w="6064" w:type="dxa"/>
+          </w:tcPr>
+          <w:p>
+            <w:pPr>
+              <w:spacing w:before="0" w:line="240" w:lineRule="auto"/>
+              <w:rPr>
+                <w:rFonts w:ascii="BRH Devanagari Extra" w:hAnsi="BRH Devanagari Extra" w:cs="BRH Devanagari Extra"/>
+                <w:sz w:val="40"/>
+                <w:szCs w:val="40"/>
+              </w:rPr>
+            </w:pPr>
+            <w:r>
+              <w:rPr>
+                <w:rFonts w:ascii="Latha" w:hAnsi="Latha" w:cs="Latha"/>
+                <w:sz w:val="28"/>
+                <w:szCs w:val="28"/>
+                <w:cs/>
+                <w:lang w:bidi="ta-IN"/>
+              </w:rPr>
+              <w:t>ம</w:t>
+            </w:r>
+            <w:r>
+              <w:rPr>
+                <w:rFonts w:ascii="BRH Tamil Tab Extra" w:hAnsi="BRH Tamil Tab Extra" w:cs="Latha"/>
+                <w:b/>
+                <w:sz w:val="36"/>
+                <w:szCs w:val="28"/>
+              </w:rPr>
+              <w:t>†</w:t>
+            </w:r>
+            <w:r>
+              <w:rPr>
+                <w:rFonts w:ascii="Latha" w:hAnsi="Latha" w:cs="Latha"/>
+                <w:sz w:val="28"/>
+                <w:szCs w:val="28"/>
+                <w:cs/>
+                <w:lang w:bidi="ta-IN"/>
+              </w:rPr>
+              <w:t>து</w:t>
+            </w:r>
+            <w:r>
+              <w:rPr>
+                <w:rFonts w:ascii="Latha" w:hAnsi="Latha" w:cs="Latha"/>
+                <w:b/>
+                <w:bCs/>
+                <w:position w:val="-12"/>
+                <w:sz w:val="28"/>
+                <w:szCs w:val="28"/>
+                <w:cs/>
+                <w:lang w:bidi="ta-IN"/>
+              </w:rPr>
+              <w:t>4</w:t>
+            </w:r>
+            <w:r>
+              <w:rPr>
+                <w:rFonts w:ascii="Latha" w:hAnsi="Latha" w:cs="Latha"/>
+                <w:sz w:val="28"/>
+                <w:szCs w:val="28"/>
+                <w:cs/>
+                <w:lang w:bidi="ta-IN"/>
+              </w:rPr>
+              <w:t>மி</w:t>
+            </w:r>
+            <w:r>
+              <w:rPr>
+                <w:rFonts w:ascii="BRH Tamil Tab Extra" w:hAnsi="BRH Tamil Tab Extra" w:cs="Latha"/>
+                <w:b/>
+                <w:sz w:val="36"/>
+                <w:szCs w:val="28"/>
+              </w:rPr>
+              <w:t>…</w:t>
+            </w:r>
+            <w:r>
+              <w:rPr>
+                <w:rFonts w:ascii="Latha" w:hAnsi="Latha" w:cs="Latha"/>
+                <w:sz w:val="28"/>
+                <w:szCs w:val="28"/>
+                <w:cs/>
+                <w:lang w:bidi="ta-IN"/>
+              </w:rPr>
+              <w:t>ஶ்ரே</w:t>
+            </w:r>
+            <w:r>
+              <w:rPr>
+                <w:rFonts w:ascii="Latha" w:hAnsi="Latha" w:cs="Latha"/>
+                <w:sz w:val="28"/>
+                <w:szCs w:val="28"/>
+                <w:highlight w:val="green"/>
+                <w:cs/>
+                <w:lang w:bidi="ta-IN"/>
+              </w:rPr>
+              <w:t>ணா</w:t>
+            </w:r>
+            <w:r>
+              <w:rPr>
+                <w:rFonts w:ascii="BRH Tamil Tab Extra" w:hAnsi="BRH Tamil Tab Extra" w:cs="Latha"/>
+                <w:b/>
+                <w:sz w:val="36"/>
+                <w:szCs w:val="28"/>
+                <w:highlight w:val="green"/>
+              </w:rPr>
+              <w:t>…</w:t>
+            </w:r>
+            <w:r>
+              <w:rPr>
+                <w:rFonts w:ascii="Latha" w:hAnsi="Latha" w:cs="Latha"/>
+                <w:sz w:val="28"/>
+                <w:szCs w:val="28"/>
+                <w:highlight w:val="green"/>
+              </w:rPr>
+              <w:t>-</w:t>
+            </w:r>
+            <w:r>
+              <w:rPr>
+                <w:rFonts w:ascii="Latha" w:hAnsi="Latha" w:cs="Latha"/>
+                <w:sz w:val="28"/>
+                <w:szCs w:val="28"/>
+                <w:highlight w:val="green"/>
+                <w:cs/>
+                <w:lang w:bidi="ta-IN"/>
+              </w:rPr>
+              <w:t>வோ</w:t>
+            </w:r>
+            <w:r>
+              <w:rPr>
+                <w:rFonts w:ascii="Latha" w:hAnsi="Latha" w:cs="Latha"/>
+                <w:sz w:val="28"/>
+                <w:szCs w:val="28"/>
+                <w:highlight w:val="green"/>
+                <w:cs/>
+                <w:lang w:bidi="ta-IN"/>
+              </w:rPr>
+              <w:t>க்ஷ</w:t>
+            </w:r>
+            <w:r>
+              <w:rPr>
+                <w:rFonts w:ascii="BRH Tamil Tab Extra" w:hAnsi="BRH Tamil Tab Extra" w:cs="Latha"/>
+                <w:b/>
+                <w:sz w:val="36"/>
+                <w:szCs w:val="28"/>
+                <w:highlight w:val="yellow"/>
+              </w:rPr>
+              <w:t>†</w:t>
+            </w:r>
+            <w:r>
+              <w:rPr>
+                <w:rFonts w:ascii="Latha" w:hAnsi="Latha" w:cs="Latha"/>
+                <w:sz w:val="28"/>
+                <w:szCs w:val="28"/>
+                <w:cs/>
+                <w:lang w:bidi="ta-IN"/>
+              </w:rPr>
+              <w:t>த்யு</w:t>
+            </w:r>
+            <w:r>
+              <w:rPr>
+                <w:rFonts w:ascii="BRH Tamil Tab Extra" w:hAnsi="BRH Tamil Tab Extra" w:cs="Latha"/>
+                <w:b/>
+                <w:sz w:val="36"/>
+                <w:szCs w:val="28"/>
+                <w:highlight w:val="yellow"/>
+              </w:rPr>
+              <w:t>…</w:t>
+            </w:r>
+            <w:r>
+              <w:rPr>
+                <w:rFonts w:ascii="Latha" w:hAnsi="Latha" w:cs="Latha"/>
+                <w:sz w:val="28"/>
+                <w:szCs w:val="28"/>
+                <w:cs/>
+                <w:lang w:bidi="ta-IN"/>
+              </w:rPr>
+              <w:t>ப</w:t>
+            </w:r>
+            <w:r>
+              <w:rPr>
+                <w:rFonts w:ascii="Latha" w:hAnsi="Latha" w:cs="Latha"/>
+                <w:b/>
+                <w:bCs/>
+                <w:position w:val="-12"/>
+                <w:sz w:val="28"/>
+                <w:szCs w:val="28"/>
+                <w:cs/>
+                <w:lang w:bidi="ta-IN"/>
+              </w:rPr>
+              <w:t>4</w:t>
+            </w:r>
+            <w:r>
+              <w:rPr>
+                <w:rFonts w:ascii="Latha" w:hAnsi="Latha" w:cs="Latha"/>
+                <w:sz w:val="28"/>
+                <w:szCs w:val="28"/>
+                <w:cs/>
+                <w:lang w:bidi="ta-IN"/>
+              </w:rPr>
+              <w:t>ய</w:t>
+            </w:r>
+            <w:r>
+              <w:rPr>
+                <w:rFonts w:ascii="BRH Tamil Tab Extra" w:hAnsi="BRH Tamil Tab Extra" w:cs="Latha"/>
+                <w:b/>
+                <w:sz w:val="36"/>
+                <w:szCs w:val="28"/>
+              </w:rPr>
+              <w:t>…</w:t>
+            </w:r>
+            <w:r>
+              <w:rPr>
+                <w:rFonts w:ascii="Latha" w:hAnsi="Latha" w:cs="Latha"/>
+                <w:sz w:val="28"/>
+                <w:szCs w:val="28"/>
+                <w:cs/>
+                <w:lang w:bidi="ta-IN"/>
+              </w:rPr>
+              <w:t>ஸ்யா</w:t>
+            </w:r>
+            <w:r>
+              <w:rPr>
+                <w:rFonts w:ascii="Latha" w:hAnsi="Latha" w:cs="Latha" w:hint="cs"/>
+                <w:sz w:val="28"/>
+                <w:szCs w:val="28"/>
+                <w:cs/>
+                <w:lang w:bidi="ta-IN"/>
+              </w:rPr>
+              <w:t>-</w:t>
+            </w:r>
+            <w:r>
+              <w:rPr>
+                <w:rFonts w:ascii="Latha" w:hAnsi="Latha" w:cs="Latha"/>
+                <w:sz w:val="28"/>
+                <w:szCs w:val="28"/>
+                <w:cs/>
+                <w:lang w:bidi="ta-IN"/>
+              </w:rPr>
+              <w:t>வ</w:t>
+            </w:r>
+            <w:r>
+              <w:rPr>
+                <w:rFonts w:ascii="BRH Tamil Tab Extra" w:hAnsi="BRH Tamil Tab Extra" w:cs="Latha"/>
+                <w:b/>
+                <w:sz w:val="36"/>
+                <w:szCs w:val="28"/>
+              </w:rPr>
+              <w:t>†</w:t>
+            </w:r>
+            <w:r>
+              <w:rPr>
+                <w:rFonts w:ascii="Latha" w:hAnsi="Latha" w:cs="Latha"/>
+                <w:sz w:val="28"/>
+                <w:szCs w:val="28"/>
+                <w:cs/>
+                <w:lang w:bidi="ta-IN"/>
+              </w:rPr>
+              <w:t>ருத்</w:t>
+            </w:r>
+            <w:r>
+              <w:rPr>
+                <w:rFonts w:ascii="Latha" w:hAnsi="Latha" w:cs="Latha"/>
+                <w:b/>
+                <w:bCs/>
+                <w:position w:val="-12"/>
+                <w:sz w:val="28"/>
+                <w:szCs w:val="28"/>
+                <w:cs/>
+                <w:lang w:bidi="ta-IN"/>
+              </w:rPr>
+              <w:t>3</w:t>
+            </w:r>
+            <w:r>
+              <w:rPr>
+                <w:rFonts w:ascii="Latha" w:hAnsi="Latha" w:cs="Latha"/>
+                <w:sz w:val="28"/>
+                <w:szCs w:val="28"/>
+                <w:cs/>
+                <w:lang w:bidi="ta-IN"/>
+              </w:rPr>
+              <w:t>த்</w:t>
+            </w:r>
+            <w:r>
+              <w:rPr>
+                <w:rFonts w:ascii="Latha" w:hAnsi="Latha" w:cs="Latha"/>
+                <w:b/>
+                <w:bCs/>
+                <w:position w:val="-12"/>
+                <w:sz w:val="28"/>
+                <w:szCs w:val="28"/>
+                <w:cs/>
+                <w:lang w:bidi="ta-IN"/>
+              </w:rPr>
+              <w:t>4</w:t>
+            </w:r>
+            <w:r>
+              <w:rPr>
+                <w:rFonts w:ascii="Latha" w:hAnsi="Latha" w:cs="Latha"/>
+                <w:sz w:val="28"/>
+                <w:szCs w:val="28"/>
+                <w:cs/>
+                <w:lang w:bidi="ta-IN"/>
+              </w:rPr>
+              <w:t>யை</w:t>
+            </w:r>
+          </w:p>
+        </w:tc>
+      </w:tr>
+    </w:tbl>
+    <w:p>
+      <w:pPr>
+        <w:jc w:val="center"/>
+        <w:rPr>
+          <w:b/>
+          <w:bCs/>
+          <w:sz w:val="32"/>
+          <w:szCs w:val="32"/>
+          <w:u w:val="single"/>
+        </w:rPr>
+      </w:pPr>
+    </w:p>
+    <w:p>
+      <w:pPr>
+        <w:jc w:val="center"/>
+        <w:rPr>
+          <w:b/>
+          <w:bCs/>
+          <w:sz w:val="32"/>
+          <w:szCs w:val="32"/>
+          <w:u w:val="single"/>
+        </w:rPr>
+      </w:pPr>
+    </w:p>
+    <w:p>
+      <w:pPr>
+        <w:jc w:val="center"/>
+        <w:rPr>
+          <w:b/>
+          <w:bCs/>
+          <w:sz w:val="32"/>
+          <w:szCs w:val="32"/>
+          <w:u w:val="single"/>
+        </w:rPr>
+      </w:pPr>
+    </w:p>
+    <w:p>
+      <w:pPr>
+        <w:jc w:val="center"/>
+        <w:rPr>
+          <w:b/>
+          <w:bCs/>
+          <w:sz w:val="32"/>
+          <w:szCs w:val="32"/>
+          <w:u w:val="single"/>
+        </w:rPr>
+      </w:pPr>
+    </w:p>
+    <w:p>
+      <w:pPr>
+        <w:jc w:val="center"/>
+        <w:rPr>
+          <w:b/>
+          <w:bCs/>
+          <w:sz w:val="32"/>
+          <w:szCs w:val="32"/>
+          <w:u w:val="single"/>
+        </w:rPr>
+      </w:pPr>
+    </w:p>
+    <w:p>
+      <w:pPr>
+        <w:jc w:val="center"/>
+        <w:rPr>
+          <w:b/>
+          <w:bCs/>
+          <w:sz w:val="32"/>
+          <w:szCs w:val="32"/>
+          <w:u w:val="single"/>
+        </w:rPr>
+      </w:pPr>
+      <w:r>
+        <w:rPr>
+          <w:b/>
+          <w:bCs/>
+          <w:sz w:val="32"/>
+          <w:szCs w:val="32"/>
+          <w:u w:val="single"/>
+        </w:rPr>
+        <w:t xml:space="preserve">Taittriya Samhita – TS 5 </w:t>
       </w:r>
       <w:r>
         <w:rPr>
@@ -262,6 +1281,7 @@
                 <w:szCs w:val="28"/>
                 <w:lang w:bidi="ta-IN"/>
               </w:rPr>
+              <w:lastRenderedPageBreak/>
               <w:t xml:space="preserve">TS </w:t>
             </w:r>
             <w:r>
@@ -284,7 +1304,6 @@
               </w:rPr>
               <w:t xml:space="preserve"> - </w:t>
             </w:r>
-            <w:proofErr w:type="spellStart"/>
             <w:r>
               <w:rPr>
                 <w:rFonts w:cs="Latha"/>
@@ -295,7 +1314,6 @@
               </w:rPr>
               <w:t>Vaakyam</w:t>
             </w:r>
-            <w:proofErr w:type="spellEnd"/>
           </w:p>
           <w:p>
             <w:pPr>
@@ -349,27 +1367,15 @@
                 <w:lang w:bidi="ta-IN"/>
               </w:rPr>
             </w:pPr>
-            <w:proofErr w:type="spellStart"/>
-            <w:r>
-              <w:rPr>
-                <w:rFonts w:cs="Latha"/>
-                <w:b/>
-                <w:sz w:val="28"/>
-                <w:szCs w:val="28"/>
-                <w:lang w:bidi="ta-IN"/>
-              </w:rPr>
-              <w:t>Panchaati</w:t>
-            </w:r>
-            <w:proofErr w:type="spellEnd"/>
-            <w:r>
-              <w:rPr>
-                <w:rFonts w:cs="Latha"/>
-                <w:b/>
-                <w:sz w:val="28"/>
-                <w:szCs w:val="28"/>
-                <w:lang w:bidi="ta-IN"/>
-              </w:rPr>
-              <w:t xml:space="preserve"> No. - </w:t>
+            <w:r>
+              <w:rPr>
+                <w:rFonts w:cs="Latha"/>
+                <w:b/>
+                <w:sz w:val="28"/>
+                <w:szCs w:val="28"/>
+                <w:lang w:bidi="ta-IN"/>
+              </w:rPr>
+              <w:t xml:space="preserve">Panchaati No. - </w:t>
             </w:r>
             <w:r>
               <w:rPr>
@@ -764,7 +1770,6 @@
               </w:rPr>
               <w:t xml:space="preserve"> – </w:t>
             </w:r>
-            <w:proofErr w:type="spellStart"/>
             <w:r>
               <w:rPr>
                 <w:rFonts w:cs="Latha"/>
@@ -775,7 +1780,6 @@
               </w:rPr>
               <w:t>Vaakyam</w:t>
             </w:r>
-            <w:proofErr w:type="spellEnd"/>
           </w:p>
           <w:p>
             <w:pPr>
@@ -830,27 +1834,15 @@
                 <w:lang w:bidi="ta-IN"/>
               </w:rPr>
             </w:pPr>
-            <w:proofErr w:type="spellStart"/>
-            <w:r>
-              <w:rPr>
-                <w:rFonts w:cs="Latha"/>
-                <w:b/>
-                <w:sz w:val="28"/>
-                <w:szCs w:val="28"/>
-                <w:lang w:bidi="ta-IN"/>
-              </w:rPr>
-              <w:t>Panchaati</w:t>
-            </w:r>
-            <w:proofErr w:type="spellEnd"/>
-            <w:r>
-              <w:rPr>
-                <w:rFonts w:cs="Latha"/>
-                <w:b/>
-                <w:sz w:val="28"/>
-                <w:szCs w:val="28"/>
-                <w:lang w:bidi="ta-IN"/>
-              </w:rPr>
-              <w:t xml:space="preserve"> No. - </w:t>
+            <w:r>
+              <w:rPr>
+                <w:rFonts w:cs="Latha"/>
+                <w:b/>
+                <w:sz w:val="28"/>
+                <w:szCs w:val="28"/>
+                <w:lang w:bidi="ta-IN"/>
+              </w:rPr>
+              <w:t xml:space="preserve">Panchaati No. - </w:t>
             </w:r>
             <w:r>
               <w:rPr>
@@ -1199,7 +2191,6 @@
               </w:rPr>
               <w:t xml:space="preserve"> - </w:t>
             </w:r>
-            <w:proofErr w:type="spellStart"/>
             <w:r>
               <w:rPr>
                 <w:rFonts w:cs="Latha"/>
@@ -1210,7 +2201,6 @@
               </w:rPr>
               <w:t>Vaakyam</w:t>
             </w:r>
-            <w:proofErr w:type="spellEnd"/>
           </w:p>
           <w:p>
             <w:pPr>
@@ -1264,27 +2254,15 @@
                 <w:lang w:bidi="ta-IN"/>
               </w:rPr>
             </w:pPr>
-            <w:proofErr w:type="spellStart"/>
-            <w:r>
-              <w:rPr>
-                <w:rFonts w:cs="Latha"/>
-                <w:b/>
-                <w:sz w:val="28"/>
-                <w:szCs w:val="28"/>
-                <w:lang w:bidi="ta-IN"/>
-              </w:rPr>
-              <w:t>Panchaati</w:t>
-            </w:r>
-            <w:proofErr w:type="spellEnd"/>
-            <w:r>
-              <w:rPr>
-                <w:rFonts w:cs="Latha"/>
-                <w:b/>
-                <w:sz w:val="28"/>
-                <w:szCs w:val="28"/>
-                <w:lang w:bidi="ta-IN"/>
-              </w:rPr>
-              <w:t xml:space="preserve"> No. - </w:t>
+            <w:r>
+              <w:rPr>
+                <w:rFonts w:cs="Latha"/>
+                <w:b/>
+                <w:sz w:val="28"/>
+                <w:szCs w:val="28"/>
+                <w:lang w:bidi="ta-IN"/>
+              </w:rPr>
+              <w:t xml:space="preserve">Panchaati No. - </w:t>
             </w:r>
             <w:r>
               <w:rPr>
@@ -1602,7 +2580,6 @@
               </w:rPr>
               <w:t xml:space="preserve"> - </w:t>
             </w:r>
-            <w:proofErr w:type="spellStart"/>
             <w:r>
               <w:rPr>
                 <w:rFonts w:cs="Latha"/>
@@ -1613,7 +2590,6 @@
               </w:rPr>
               <w:t>Vaakyam</w:t>
             </w:r>
-            <w:proofErr w:type="spellEnd"/>
           </w:p>
           <w:p>
             <w:pPr>
@@ -1668,27 +2644,15 @@
                 <w:lang w:bidi="ta-IN"/>
               </w:rPr>
             </w:pPr>
-            <w:proofErr w:type="spellStart"/>
-            <w:r>
-              <w:rPr>
-                <w:rFonts w:cs="Latha"/>
-                <w:b/>
-                <w:sz w:val="28"/>
-                <w:szCs w:val="28"/>
-                <w:lang w:bidi="ta-IN"/>
-              </w:rPr>
-              <w:t>Panchaati</w:t>
-            </w:r>
-            <w:proofErr w:type="spellEnd"/>
-            <w:r>
-              <w:rPr>
-                <w:rFonts w:cs="Latha"/>
-                <w:b/>
-                <w:sz w:val="28"/>
-                <w:szCs w:val="28"/>
-                <w:lang w:bidi="ta-IN"/>
-              </w:rPr>
-              <w:t xml:space="preserve"> No. - </w:t>
+            <w:r>
+              <w:rPr>
+                <w:rFonts w:cs="Latha"/>
+                <w:b/>
+                <w:sz w:val="28"/>
+                <w:szCs w:val="28"/>
+                <w:lang w:bidi="ta-IN"/>
+              </w:rPr>
+              <w:t xml:space="preserve">Panchaati No. - </w:t>
             </w:r>
             <w:r>
               <w:rPr>
@@ -2090,20 +3054,8 @@
                 <w:szCs w:val="28"/>
                 <w:lang w:bidi="ta-IN"/>
               </w:rPr>
-              <w:t xml:space="preserve">TS 5.7.2.2 </w:t>
-            </w:r>
-            <w:proofErr w:type="spellStart"/>
-            <w:r>
-              <w:rPr>
-                <w:rFonts w:cs="Latha"/>
-                <w:b/>
-                <w:sz w:val="28"/>
-                <w:szCs w:val="28"/>
-                <w:lang w:bidi="ta-IN"/>
-              </w:rPr>
-              <w:t>Vaakyam</w:t>
-            </w:r>
-            <w:proofErr w:type="spellEnd"/>
+              <w:t>TS 5.7.2.2 Vaakyam</w:t>
+            </w:r>
           </w:p>
           <w:p>
             <w:pPr>
@@ -2160,27 +3112,15 @@
                 <w:lang w:bidi="ta-IN"/>
               </w:rPr>
             </w:pPr>
-            <w:proofErr w:type="spellStart"/>
-            <w:r>
-              <w:rPr>
-                <w:rFonts w:cs="Latha"/>
-                <w:b/>
-                <w:sz w:val="28"/>
-                <w:szCs w:val="28"/>
-                <w:lang w:bidi="ta-IN"/>
-              </w:rPr>
-              <w:t>Panchaati</w:t>
-            </w:r>
-            <w:proofErr w:type="spellEnd"/>
-            <w:r>
-              <w:rPr>
-                <w:rFonts w:cs="Latha"/>
-                <w:b/>
-                <w:sz w:val="28"/>
-                <w:szCs w:val="28"/>
-                <w:lang w:bidi="ta-IN"/>
-              </w:rPr>
-              <w:t xml:space="preserve"> - 5</w:t>
+            <w:r>
+              <w:rPr>
+                <w:rFonts w:cs="Latha"/>
+                <w:b/>
+                <w:sz w:val="28"/>
+                <w:szCs w:val="28"/>
+                <w:lang w:bidi="ta-IN"/>
+              </w:rPr>
+              <w:t>Panchaati - 5</w:t>
             </w:r>
           </w:p>
         </w:tc>
@@ -2610,7 +3550,6 @@
           <w:u w:val="single"/>
         </w:rPr>
       </w:pPr>
-      <w:proofErr w:type="spellStart"/>
       <w:r>
         <w:rPr>
           <w:b/>
@@ -2619,7 +3558,6 @@
           <w:szCs w:val="32"/>
           <w:u w:val="single"/>
         </w:rPr>
-        <w:lastRenderedPageBreak/>
         <w:t>Taitt</w:t>
       </w:r>
       <w:r>
@@ -2660,18 +3598,7 @@
           <w:szCs w:val="32"/>
           <w:u w:val="single"/>
         </w:rPr>
-        <w:t>ya</w:t>
-      </w:r>
-      <w:proofErr w:type="spellEnd"/>
-      <w:r>
-        <w:rPr>
-          <w:b/>
-          <w:bCs/>
-          <w:sz w:val="32"/>
-          <w:szCs w:val="32"/>
-          <w:u w:val="single"/>
-        </w:rPr>
-        <w:t xml:space="preserve"> Samhita – TS 5 Tamil co</w:t>
+        <w:t>ya Samhita – TS 5 Tamil co</w:t>
       </w:r>
       <w:r>
         <w:rPr>
@@ -2930,6 +3857,7 @@
                 <w:szCs w:val="28"/>
                 <w:lang w:bidi="ta-IN"/>
               </w:rPr>
+              <w:lastRenderedPageBreak/>
               <w:t>5.1.</w:t>
             </w:r>
             <w:r>
@@ -2992,7 +3920,6 @@
                 <w:lang w:bidi="ta-IN"/>
               </w:rPr>
             </w:pPr>
-            <w:proofErr w:type="spellStart"/>
             <w:proofErr w:type="gramStart"/>
             <w:r>
               <w:rPr>
@@ -3003,19 +3930,7 @@
                 <w:szCs w:val="28"/>
                 <w:lang w:bidi="ta-IN"/>
               </w:rPr>
-              <w:t>Panchaati</w:t>
-            </w:r>
-            <w:proofErr w:type="spellEnd"/>
-            <w:r>
-              <w:rPr>
-                <w:rFonts w:cs="Latha"/>
-                <w:b/>
-                <w:bCs/>
-                <w:sz w:val="28"/>
-                <w:szCs w:val="28"/>
-                <w:lang w:bidi="ta-IN"/>
-              </w:rPr>
-              <w:t xml:space="preserve">  No.</w:t>
+              <w:t>Panchaati  No.</w:t>
             </w:r>
             <w:proofErr w:type="gramEnd"/>
             <w:r>
@@ -3411,19 +4326,8 @@
                 <w:sz w:val="28"/>
                 <w:szCs w:val="28"/>
               </w:rPr>
-              <w:t xml:space="preserve">.1 – </w:t>
-            </w:r>
-            <w:proofErr w:type="spellStart"/>
-            <w:r>
-              <w:rPr>
-                <w:b/>
-                <w:bCs/>
-                <w:sz w:val="28"/>
-                <w:szCs w:val="28"/>
-              </w:rPr>
-              <w:t>Vaakyam</w:t>
-            </w:r>
-            <w:proofErr w:type="spellEnd"/>
+              <w:t>.1 – Vaakyam</w:t>
+            </w:r>
           </w:p>
           <w:p>
             <w:pPr>
@@ -3465,7 +4369,6 @@
                 <w:cs/>
               </w:rPr>
             </w:pPr>
-            <w:proofErr w:type="spellStart"/>
             <w:proofErr w:type="gramStart"/>
             <w:r>
               <w:rPr>
@@ -3474,17 +4377,7 @@
                 <w:sz w:val="28"/>
                 <w:szCs w:val="28"/>
               </w:rPr>
-              <w:t>Panchaati</w:t>
-            </w:r>
-            <w:proofErr w:type="spellEnd"/>
-            <w:r>
-              <w:rPr>
-                <w:b/>
-                <w:bCs/>
-                <w:sz w:val="28"/>
-                <w:szCs w:val="28"/>
-              </w:rPr>
-              <w:t xml:space="preserve">  No.</w:t>
+              <w:t>Panchaati  No.</w:t>
             </w:r>
             <w:proofErr w:type="gramEnd"/>
             <w:r>
@@ -4145,29 +5038,16 @@
                 <w:lang w:bidi="ta-IN"/>
               </w:rPr>
             </w:pPr>
-            <w:proofErr w:type="spellStart"/>
-            <w:r>
-              <w:rPr>
-                <w:rFonts w:cs="Latha"/>
-                <w:b/>
-                <w:bCs/>
-                <w:sz w:val="28"/>
-                <w:szCs w:val="28"/>
-                <w:lang w:bidi="ta-IN"/>
-              </w:rPr>
-              <w:t>Panchaati</w:t>
-            </w:r>
-            <w:proofErr w:type="spellEnd"/>
-            <w:r>
-              <w:rPr>
-                <w:rFonts w:cs="Latha"/>
-                <w:b/>
-                <w:bCs/>
-                <w:sz w:val="28"/>
-                <w:szCs w:val="28"/>
-                <w:lang w:bidi="ta-IN"/>
-              </w:rPr>
-              <w:t xml:space="preserve"> 10</w:t>
+            <w:r>
+              <w:rPr>
+                <w:rFonts w:cs="Latha"/>
+                <w:b/>
+                <w:bCs/>
+                <w:sz w:val="28"/>
+                <w:szCs w:val="28"/>
+                <w:lang w:bidi="ta-IN"/>
+              </w:rPr>
+              <w:t>Panchaati 10</w:t>
             </w:r>
           </w:p>
         </w:tc>
@@ -4645,29 +5525,16 @@
                 <w:lang w:bidi="ta-IN"/>
               </w:rPr>
             </w:pPr>
-            <w:proofErr w:type="spellStart"/>
-            <w:r>
-              <w:rPr>
-                <w:rFonts w:cs="Latha"/>
-                <w:b/>
-                <w:bCs/>
-                <w:sz w:val="28"/>
-                <w:szCs w:val="28"/>
-                <w:lang w:bidi="ta-IN"/>
-              </w:rPr>
-              <w:t>Panchaati</w:t>
-            </w:r>
-            <w:proofErr w:type="spellEnd"/>
-            <w:r>
-              <w:rPr>
-                <w:rFonts w:cs="Latha"/>
-                <w:b/>
-                <w:bCs/>
-                <w:sz w:val="28"/>
-                <w:szCs w:val="28"/>
-                <w:lang w:bidi="ta-IN"/>
-              </w:rPr>
-              <w:t xml:space="preserve"> 46</w:t>
+            <w:r>
+              <w:rPr>
+                <w:rFonts w:cs="Latha"/>
+                <w:b/>
+                <w:bCs/>
+                <w:sz w:val="28"/>
+                <w:szCs w:val="28"/>
+                <w:lang w:bidi="ta-IN"/>
+              </w:rPr>
+              <w:t>Panchaati 46</w:t>
             </w:r>
           </w:p>
         </w:tc>
@@ -5089,19 +5956,8 @@
                 <w:sz w:val="28"/>
                 <w:szCs w:val="28"/>
               </w:rPr>
-              <w:t xml:space="preserve">5.3.1.2 </w:t>
-            </w:r>
-            <w:proofErr w:type="spellStart"/>
-            <w:r>
-              <w:rPr>
-                <w:b/>
-                <w:bCs/>
-                <w:sz w:val="28"/>
-                <w:szCs w:val="28"/>
-              </w:rPr>
-              <w:t>Vaakyam</w:t>
-            </w:r>
-            <w:proofErr w:type="spellEnd"/>
+              <w:t>5.3.1.2 Vaakyam</w:t>
+            </w:r>
           </w:p>
           <w:p>
             <w:pPr>
@@ -5133,25 +5989,14 @@
                 <w:szCs w:val="28"/>
               </w:rPr>
             </w:pPr>
-            <w:proofErr w:type="spellStart"/>
-            <w:r>
-              <w:rPr>
-                <w:b/>
-                <w:bCs/>
-                <w:sz w:val="28"/>
-                <w:szCs w:val="28"/>
-              </w:rPr>
-              <w:t>Panchaati</w:t>
-            </w:r>
-            <w:proofErr w:type="spellEnd"/>
-            <w:r>
-              <w:rPr>
-                <w:b/>
-                <w:bCs/>
-                <w:sz w:val="28"/>
-                <w:szCs w:val="28"/>
-              </w:rPr>
-              <w:t xml:space="preserve"> 2</w:t>
+            <w:r>
+              <w:rPr>
+                <w:b/>
+                <w:bCs/>
+                <w:sz w:val="28"/>
+                <w:szCs w:val="28"/>
+              </w:rPr>
+              <w:t>Panchaati 2</w:t>
             </w:r>
           </w:p>
         </w:tc>
@@ -5499,25 +6344,14 @@
                 <w:szCs w:val="28"/>
               </w:rPr>
             </w:pPr>
-            <w:proofErr w:type="spellStart"/>
-            <w:r>
-              <w:rPr>
-                <w:b/>
-                <w:bCs/>
-                <w:sz w:val="28"/>
-                <w:szCs w:val="28"/>
-              </w:rPr>
-              <w:t>Panchaati</w:t>
-            </w:r>
-            <w:proofErr w:type="spellEnd"/>
-            <w:r>
-              <w:rPr>
-                <w:b/>
-                <w:bCs/>
-                <w:sz w:val="28"/>
-                <w:szCs w:val="28"/>
-              </w:rPr>
-              <w:t xml:space="preserve"> 13</w:t>
+            <w:r>
+              <w:rPr>
+                <w:b/>
+                <w:bCs/>
+                <w:sz w:val="28"/>
+                <w:szCs w:val="28"/>
+              </w:rPr>
+              <w:t>Panchaati 13</w:t>
             </w:r>
           </w:p>
         </w:tc>
@@ -5950,25 +6784,14 @@
                 <w:szCs w:val="28"/>
               </w:rPr>
             </w:pPr>
-            <w:proofErr w:type="spellStart"/>
-            <w:r>
-              <w:rPr>
-                <w:b/>
-                <w:bCs/>
-                <w:sz w:val="28"/>
-                <w:szCs w:val="28"/>
-              </w:rPr>
-              <w:t>Panchaati</w:t>
-            </w:r>
-            <w:proofErr w:type="spellEnd"/>
-            <w:r>
-              <w:rPr>
-                <w:b/>
-                <w:bCs/>
-                <w:sz w:val="28"/>
-                <w:szCs w:val="28"/>
-              </w:rPr>
-              <w:t xml:space="preserve"> 7</w:t>
+            <w:r>
+              <w:rPr>
+                <w:b/>
+                <w:bCs/>
+                <w:sz w:val="28"/>
+                <w:szCs w:val="28"/>
+              </w:rPr>
+              <w:t>Panchaati 7</w:t>
             </w:r>
           </w:p>
         </w:tc>
@@ -6361,7 +7184,6 @@
                 <w:szCs w:val="28"/>
                 <w:lang w:bidi="ta-IN"/>
               </w:rPr>
-              <w:lastRenderedPageBreak/>
               <w:t>5.4.8.4</w:t>
             </w:r>
             <w:r>
@@ -6372,20 +7194,8 @@
                 <w:szCs w:val="28"/>
                 <w:lang w:bidi="ta-IN"/>
               </w:rPr>
-              <w:t xml:space="preserve"> – </w:t>
-            </w:r>
-            <w:proofErr w:type="spellStart"/>
-            <w:r>
-              <w:rPr>
-                <w:rFonts w:cs="Latha"/>
-                <w:b/>
-                <w:sz w:val="28"/>
-                <w:szCs w:val="28"/>
-                <w:lang w:bidi="ta-IN"/>
-              </w:rPr>
-              <w:t>Vaakyam</w:t>
-            </w:r>
-            <w:proofErr w:type="spellEnd"/>
+              <w:t xml:space="preserve"> – Vaakyam</w:t>
+            </w:r>
           </w:p>
           <w:p>
             <w:pPr>
@@ -6431,27 +7241,15 @@
                 <w:lang w:bidi="ta-IN"/>
               </w:rPr>
             </w:pPr>
-            <w:proofErr w:type="spellStart"/>
-            <w:r>
-              <w:rPr>
-                <w:rFonts w:cs="Latha"/>
-                <w:b/>
-                <w:sz w:val="28"/>
-                <w:szCs w:val="28"/>
-                <w:lang w:bidi="ta-IN"/>
-              </w:rPr>
-              <w:t>Panchaati</w:t>
-            </w:r>
-            <w:proofErr w:type="spellEnd"/>
-            <w:r>
-              <w:rPr>
-                <w:rFonts w:cs="Latha"/>
-                <w:b/>
-                <w:sz w:val="28"/>
-                <w:szCs w:val="28"/>
-                <w:lang w:bidi="ta-IN"/>
-              </w:rPr>
-              <w:t xml:space="preserve"> No. - </w:t>
+            <w:r>
+              <w:rPr>
+                <w:rFonts w:cs="Latha"/>
+                <w:b/>
+                <w:sz w:val="28"/>
+                <w:szCs w:val="28"/>
+                <w:lang w:bidi="ta-IN"/>
+              </w:rPr>
+              <w:t xml:space="preserve">Panchaati No. - </w:t>
             </w:r>
             <w:r>
               <w:rPr>
@@ -6792,6 +7590,7 @@
                 <w:szCs w:val="28"/>
                 <w:lang w:bidi="ta-IN"/>
               </w:rPr>
+              <w:lastRenderedPageBreak/>
               <w:t xml:space="preserve">5.4.8.6 </w:t>
             </w:r>
           </w:p>
@@ -6831,29 +7630,16 @@
                 <w:lang w:bidi="ta-IN"/>
               </w:rPr>
             </w:pPr>
-            <w:proofErr w:type="spellStart"/>
-            <w:r>
-              <w:rPr>
-                <w:rFonts w:cs="Latha"/>
-                <w:b/>
-                <w:bCs/>
-                <w:sz w:val="28"/>
-                <w:szCs w:val="28"/>
-                <w:lang w:bidi="ta-IN"/>
-              </w:rPr>
-              <w:t>Panchaati</w:t>
-            </w:r>
-            <w:proofErr w:type="spellEnd"/>
-            <w:r>
-              <w:rPr>
-                <w:rFonts w:cs="Latha"/>
-                <w:b/>
-                <w:bCs/>
-                <w:sz w:val="28"/>
-                <w:szCs w:val="28"/>
-                <w:lang w:bidi="ta-IN"/>
-              </w:rPr>
-              <w:t xml:space="preserve"> 42</w:t>
+            <w:r>
+              <w:rPr>
+                <w:rFonts w:cs="Latha"/>
+                <w:b/>
+                <w:bCs/>
+                <w:sz w:val="28"/>
+                <w:szCs w:val="28"/>
+                <w:lang w:bidi="ta-IN"/>
+              </w:rPr>
+              <w:t>Panchaati 42</w:t>
             </w:r>
           </w:p>
         </w:tc>
@@ -7207,29 +7993,16 @@
                 <w:lang w:bidi="ta-IN"/>
               </w:rPr>
             </w:pPr>
-            <w:proofErr w:type="spellStart"/>
-            <w:r>
-              <w:rPr>
-                <w:rFonts w:cs="Latha"/>
-                <w:b/>
-                <w:bCs/>
-                <w:sz w:val="28"/>
-                <w:szCs w:val="28"/>
-                <w:lang w:bidi="ta-IN"/>
-              </w:rPr>
-              <w:t>Panchaati</w:t>
-            </w:r>
-            <w:proofErr w:type="spellEnd"/>
-            <w:r>
-              <w:rPr>
-                <w:rFonts w:cs="Latha"/>
-                <w:b/>
-                <w:bCs/>
-                <w:sz w:val="28"/>
-                <w:szCs w:val="28"/>
-                <w:lang w:bidi="ta-IN"/>
-              </w:rPr>
-              <w:t xml:space="preserve"> 56</w:t>
+            <w:r>
+              <w:rPr>
+                <w:rFonts w:cs="Latha"/>
+                <w:b/>
+                <w:bCs/>
+                <w:sz w:val="28"/>
+                <w:szCs w:val="28"/>
+                <w:lang w:bidi="ta-IN"/>
+              </w:rPr>
+              <w:t>Panchaati 56</w:t>
             </w:r>
           </w:p>
         </w:tc>
@@ -7596,25 +8369,14 @@
                 <w:szCs w:val="28"/>
               </w:rPr>
             </w:pPr>
-            <w:proofErr w:type="spellStart"/>
-            <w:r>
-              <w:rPr>
-                <w:b/>
-                <w:bCs/>
-                <w:sz w:val="28"/>
-                <w:szCs w:val="28"/>
-              </w:rPr>
-              <w:t>Panchaati</w:t>
-            </w:r>
-            <w:proofErr w:type="spellEnd"/>
-            <w:r>
-              <w:rPr>
-                <w:b/>
-                <w:bCs/>
-                <w:sz w:val="28"/>
-                <w:szCs w:val="28"/>
-              </w:rPr>
-              <w:t xml:space="preserve"> 4</w:t>
+            <w:r>
+              <w:rPr>
+                <w:b/>
+                <w:bCs/>
+                <w:sz w:val="28"/>
+                <w:szCs w:val="28"/>
+              </w:rPr>
+              <w:t>Panchaati 4</w:t>
             </w:r>
           </w:p>
         </w:tc>
@@ -8086,25 +8848,14 @@
                 <w:szCs w:val="28"/>
               </w:rPr>
             </w:pPr>
-            <w:proofErr w:type="spellStart"/>
-            <w:r>
-              <w:rPr>
-                <w:b/>
-                <w:bCs/>
-                <w:sz w:val="28"/>
-                <w:szCs w:val="28"/>
-              </w:rPr>
-              <w:t>Panchaati</w:t>
-            </w:r>
-            <w:proofErr w:type="spellEnd"/>
-            <w:r>
-              <w:rPr>
-                <w:b/>
-                <w:bCs/>
-                <w:sz w:val="28"/>
-                <w:szCs w:val="28"/>
-              </w:rPr>
-              <w:t xml:space="preserve"> 12</w:t>
+            <w:r>
+              <w:rPr>
+                <w:b/>
+                <w:bCs/>
+                <w:sz w:val="28"/>
+                <w:szCs w:val="28"/>
+              </w:rPr>
+              <w:t>Panchaati 12</w:t>
             </w:r>
           </w:p>
         </w:tc>
@@ -8602,25 +9353,14 @@
                 <w:szCs w:val="28"/>
               </w:rPr>
             </w:pPr>
-            <w:proofErr w:type="spellStart"/>
-            <w:r>
-              <w:rPr>
-                <w:b/>
-                <w:bCs/>
-                <w:sz w:val="28"/>
-                <w:szCs w:val="28"/>
-              </w:rPr>
-              <w:t>Panchaati</w:t>
-            </w:r>
-            <w:proofErr w:type="spellEnd"/>
-            <w:r>
-              <w:rPr>
-                <w:b/>
-                <w:bCs/>
-                <w:sz w:val="28"/>
-                <w:szCs w:val="28"/>
-              </w:rPr>
-              <w:t xml:space="preserve"> 35</w:t>
+            <w:r>
+              <w:rPr>
+                <w:b/>
+                <w:bCs/>
+                <w:sz w:val="28"/>
+                <w:szCs w:val="28"/>
+              </w:rPr>
+              <w:t>Panchaati 35</w:t>
             </w:r>
           </w:p>
         </w:tc>
@@ -8916,20 +9656,8 @@
                 <w:szCs w:val="28"/>
                 <w:lang w:bidi="ta-IN"/>
               </w:rPr>
-              <w:t xml:space="preserve">– </w:t>
-            </w:r>
-            <w:proofErr w:type="spellStart"/>
-            <w:r>
-              <w:rPr>
-                <w:rFonts w:cs="Latha"/>
-                <w:b/>
-                <w:sz w:val="28"/>
-                <w:szCs w:val="28"/>
-                <w:lang w:bidi="ta-IN"/>
-              </w:rPr>
-              <w:t>Vaakyam</w:t>
-            </w:r>
-            <w:proofErr w:type="spellEnd"/>
+              <w:t>– Vaakyam</w:t>
+            </w:r>
           </w:p>
           <w:p>
             <w:pPr>
@@ -8973,7 +9701,6 @@
                 <w:szCs w:val="28"/>
               </w:rPr>
             </w:pPr>
-            <w:proofErr w:type="spellStart"/>
             <w:proofErr w:type="gramStart"/>
             <w:r>
               <w:rPr>
@@ -8983,18 +9710,7 @@
                 <w:szCs w:val="28"/>
                 <w:lang w:bidi="ta-IN"/>
               </w:rPr>
-              <w:t>Panchaati</w:t>
-            </w:r>
-            <w:proofErr w:type="spellEnd"/>
-            <w:r>
-              <w:rPr>
-                <w:rFonts w:cs="Latha"/>
-                <w:b/>
-                <w:sz w:val="28"/>
-                <w:szCs w:val="28"/>
-                <w:lang w:bidi="ta-IN"/>
-              </w:rPr>
-              <w:t xml:space="preserve">  No.</w:t>
+              <w:t>Panchaati  No.</w:t>
             </w:r>
             <w:proofErr w:type="gramEnd"/>
             <w:r>
@@ -9395,7 +10111,6 @@
                 <w:szCs w:val="28"/>
                 <w:lang w:bidi="ta-IN"/>
               </w:rPr>
-              <w:lastRenderedPageBreak/>
               <w:t>5.5.10.5</w:t>
             </w:r>
           </w:p>
@@ -9435,29 +10150,16 @@
                 <w:lang w:bidi="ta-IN"/>
               </w:rPr>
             </w:pPr>
-            <w:proofErr w:type="spellStart"/>
-            <w:r>
-              <w:rPr>
-                <w:rFonts w:cs="Latha"/>
-                <w:b/>
-                <w:bCs/>
-                <w:sz w:val="28"/>
-                <w:szCs w:val="28"/>
-                <w:lang w:bidi="ta-IN"/>
-              </w:rPr>
-              <w:t>Panchaati</w:t>
-            </w:r>
-            <w:proofErr w:type="spellEnd"/>
-            <w:r>
-              <w:rPr>
-                <w:rFonts w:cs="Latha"/>
-                <w:b/>
-                <w:bCs/>
-                <w:sz w:val="28"/>
-                <w:szCs w:val="28"/>
-                <w:lang w:bidi="ta-IN"/>
-              </w:rPr>
-              <w:t xml:space="preserve"> 46</w:t>
+            <w:r>
+              <w:rPr>
+                <w:rFonts w:cs="Latha"/>
+                <w:b/>
+                <w:bCs/>
+                <w:sz w:val="28"/>
+                <w:szCs w:val="28"/>
+                <w:lang w:bidi="ta-IN"/>
+              </w:rPr>
+              <w:t>Panchaati 46</w:t>
             </w:r>
           </w:p>
         </w:tc>
@@ -9817,25 +10519,14 @@
                 <w:szCs w:val="28"/>
               </w:rPr>
             </w:pPr>
-            <w:proofErr w:type="spellStart"/>
-            <w:r>
-              <w:rPr>
-                <w:b/>
-                <w:bCs/>
-                <w:sz w:val="28"/>
-                <w:szCs w:val="28"/>
-              </w:rPr>
-              <w:t>Panchaati</w:t>
-            </w:r>
-            <w:proofErr w:type="spellEnd"/>
-            <w:r>
-              <w:rPr>
-                <w:b/>
-                <w:bCs/>
-                <w:sz w:val="28"/>
-                <w:szCs w:val="28"/>
-              </w:rPr>
-              <w:t xml:space="preserve"> 56</w:t>
+            <w:r>
+              <w:rPr>
+                <w:b/>
+                <w:bCs/>
+                <w:sz w:val="28"/>
+                <w:szCs w:val="28"/>
+              </w:rPr>
+              <w:t>Panchaati 56</w:t>
             </w:r>
           </w:p>
         </w:tc>
@@ -10226,6 +10917,7 @@
                 <w:szCs w:val="28"/>
                 <w:lang w:bidi="ta-IN"/>
               </w:rPr>
+              <w:lastRenderedPageBreak/>
               <w:t>5.6.</w:t>
             </w:r>
             <w:r>
@@ -10246,20 +10938,8 @@
                 <w:szCs w:val="28"/>
                 <w:lang w:bidi="ta-IN"/>
               </w:rPr>
-              <w:t xml:space="preserve"> – </w:t>
-            </w:r>
-            <w:proofErr w:type="spellStart"/>
-            <w:r>
-              <w:rPr>
-                <w:rFonts w:cs="Latha"/>
-                <w:b/>
-                <w:sz w:val="28"/>
-                <w:szCs w:val="28"/>
-                <w:lang w:bidi="ta-IN"/>
-              </w:rPr>
-              <w:t>Vaakyam</w:t>
-            </w:r>
-            <w:proofErr w:type="spellEnd"/>
+              <w:t xml:space="preserve"> – Vaakyam</w:t>
+            </w:r>
           </w:p>
           <w:p>
             <w:pPr>
@@ -10315,7 +10995,6 @@
                 <w:lang w:bidi="ta-IN"/>
               </w:rPr>
             </w:pPr>
-            <w:proofErr w:type="spellStart"/>
             <w:proofErr w:type="gramStart"/>
             <w:r>
               <w:rPr>
@@ -10325,18 +11004,7 @@
                 <w:szCs w:val="28"/>
                 <w:lang w:bidi="ta-IN"/>
               </w:rPr>
-              <w:t>Panchaati</w:t>
-            </w:r>
-            <w:proofErr w:type="spellEnd"/>
-            <w:r>
-              <w:rPr>
-                <w:rFonts w:cs="Latha"/>
-                <w:b/>
-                <w:sz w:val="28"/>
-                <w:szCs w:val="28"/>
-                <w:lang w:bidi="ta-IN"/>
-              </w:rPr>
-              <w:t xml:space="preserve">  No.</w:t>
+              <w:t>Panchaati  No.</w:t>
             </w:r>
             <w:proofErr w:type="gramEnd"/>
             <w:r>
@@ -10665,29 +11333,16 @@
                 <w:lang w:bidi="ta-IN"/>
               </w:rPr>
             </w:pPr>
-            <w:proofErr w:type="spellStart"/>
-            <w:r>
-              <w:rPr>
-                <w:rFonts w:cs="Latha"/>
-                <w:b/>
-                <w:bCs/>
-                <w:sz w:val="28"/>
-                <w:szCs w:val="28"/>
-                <w:lang w:bidi="ta-IN"/>
-              </w:rPr>
-              <w:t>Panchaati</w:t>
-            </w:r>
-            <w:proofErr w:type="spellEnd"/>
-            <w:r>
-              <w:rPr>
-                <w:rFonts w:cs="Latha"/>
-                <w:b/>
-                <w:bCs/>
-                <w:sz w:val="28"/>
-                <w:szCs w:val="28"/>
-                <w:lang w:bidi="ta-IN"/>
-              </w:rPr>
-              <w:t xml:space="preserve"> 33</w:t>
+            <w:r>
+              <w:rPr>
+                <w:rFonts w:cs="Latha"/>
+                <w:b/>
+                <w:bCs/>
+                <w:sz w:val="28"/>
+                <w:szCs w:val="28"/>
+                <w:lang w:bidi="ta-IN"/>
+              </w:rPr>
+              <w:t>Panchaati 33</w:t>
             </w:r>
           </w:p>
         </w:tc>
@@ -11056,29 +11711,16 @@
                 <w:lang w:bidi="ta-IN"/>
               </w:rPr>
             </w:pPr>
-            <w:proofErr w:type="spellStart"/>
-            <w:r>
-              <w:rPr>
-                <w:rFonts w:cs="Latha"/>
-                <w:b/>
-                <w:bCs/>
-                <w:sz w:val="28"/>
-                <w:szCs w:val="28"/>
-                <w:lang w:bidi="ta-IN"/>
-              </w:rPr>
-              <w:t>Panchaati</w:t>
-            </w:r>
-            <w:proofErr w:type="spellEnd"/>
-            <w:r>
-              <w:rPr>
-                <w:rFonts w:cs="Latha"/>
-                <w:b/>
-                <w:bCs/>
-                <w:sz w:val="28"/>
-                <w:szCs w:val="28"/>
-                <w:lang w:bidi="ta-IN"/>
-              </w:rPr>
-              <w:t xml:space="preserve"> 35</w:t>
+            <w:r>
+              <w:rPr>
+                <w:rFonts w:cs="Latha"/>
+                <w:b/>
+                <w:bCs/>
+                <w:sz w:val="28"/>
+                <w:szCs w:val="28"/>
+                <w:lang w:bidi="ta-IN"/>
+              </w:rPr>
+              <w:t>Panchaati 35</w:t>
             </w:r>
           </w:p>
         </w:tc>
@@ -11576,29 +12218,16 @@
                 <w:lang w:bidi="ta-IN"/>
               </w:rPr>
             </w:pPr>
-            <w:proofErr w:type="spellStart"/>
-            <w:r>
-              <w:rPr>
-                <w:rFonts w:cs="Latha"/>
-                <w:b/>
-                <w:bCs/>
-                <w:sz w:val="28"/>
-                <w:szCs w:val="28"/>
-                <w:lang w:bidi="ta-IN"/>
-              </w:rPr>
-              <w:t>Panchaati</w:t>
-            </w:r>
-            <w:proofErr w:type="spellEnd"/>
-            <w:r>
-              <w:rPr>
-                <w:rFonts w:cs="Latha"/>
-                <w:b/>
-                <w:bCs/>
-                <w:sz w:val="28"/>
-                <w:szCs w:val="28"/>
-                <w:lang w:bidi="ta-IN"/>
-              </w:rPr>
-              <w:t xml:space="preserve"> 4</w:t>
+            <w:r>
+              <w:rPr>
+                <w:rFonts w:cs="Latha"/>
+                <w:b/>
+                <w:bCs/>
+                <w:sz w:val="28"/>
+                <w:szCs w:val="28"/>
+                <w:lang w:bidi="ta-IN"/>
+              </w:rPr>
+              <w:t>Panchaati 4</w:t>
             </w:r>
           </w:p>
         </w:tc>
@@ -12006,7 +12635,6 @@
               </w:rPr>
               <w:t xml:space="preserve"> – </w:t>
             </w:r>
-            <w:proofErr w:type="spellStart"/>
             <w:r>
               <w:rPr>
                 <w:rFonts w:cs="Latha"/>
@@ -12017,7 +12645,6 @@
               </w:rPr>
               <w:t>Vaakyam</w:t>
             </w:r>
-            <w:proofErr w:type="spellEnd"/>
           </w:p>
           <w:p>
             <w:pPr>
@@ -12085,7 +12712,6 @@
                 <w:lang w:bidi="ta-IN"/>
               </w:rPr>
             </w:pPr>
-            <w:proofErr w:type="spellStart"/>
             <w:proofErr w:type="gramStart"/>
             <w:r>
               <w:rPr>
@@ -12095,18 +12721,7 @@
                 <w:szCs w:val="28"/>
                 <w:lang w:bidi="ta-IN"/>
               </w:rPr>
-              <w:t>Panchaati</w:t>
-            </w:r>
-            <w:proofErr w:type="spellEnd"/>
-            <w:r>
-              <w:rPr>
-                <w:rFonts w:cs="Latha"/>
-                <w:b/>
-                <w:sz w:val="28"/>
-                <w:szCs w:val="28"/>
-                <w:lang w:bidi="ta-IN"/>
-              </w:rPr>
-              <w:t xml:space="preserve">  No.</w:t>
+              <w:t>Panchaati  No.</w:t>
             </w:r>
             <w:proofErr w:type="gramEnd"/>
             <w:r>
@@ -12514,29 +13129,16 @@
                 <w:lang w:bidi="ta-IN"/>
               </w:rPr>
             </w:pPr>
-            <w:proofErr w:type="spellStart"/>
-            <w:r>
-              <w:rPr>
-                <w:rFonts w:cs="Latha"/>
-                <w:b/>
-                <w:bCs/>
-                <w:sz w:val="28"/>
-                <w:szCs w:val="28"/>
-                <w:lang w:bidi="ta-IN"/>
-              </w:rPr>
-              <w:t>Panchaati</w:t>
-            </w:r>
-            <w:proofErr w:type="spellEnd"/>
-            <w:r>
-              <w:rPr>
-                <w:rFonts w:cs="Latha"/>
-                <w:b/>
-                <w:bCs/>
-                <w:sz w:val="28"/>
-                <w:szCs w:val="28"/>
-                <w:lang w:bidi="ta-IN"/>
-              </w:rPr>
-              <w:t xml:space="preserve"> 47</w:t>
+            <w:r>
+              <w:rPr>
+                <w:rFonts w:cs="Latha"/>
+                <w:b/>
+                <w:bCs/>
+                <w:sz w:val="28"/>
+                <w:szCs w:val="28"/>
+                <w:lang w:bidi="ta-IN"/>
+              </w:rPr>
+              <w:t>Panchaati 47</w:t>
             </w:r>
           </w:p>
         </w:tc>
@@ -13057,7 +13659,6 @@
         </w:rPr>
         <w:br w:type="page"/>
       </w:r>
-      <w:proofErr w:type="spellStart"/>
       <w:r>
         <w:rPr>
           <w:b/>
@@ -13067,18 +13668,7 @@
           <w:u w:val="single"/>
         </w:rPr>
         <w:lastRenderedPageBreak/>
-        <w:t>Taittriya</w:t>
-      </w:r>
-      <w:proofErr w:type="spellEnd"/>
-      <w:r>
-        <w:rPr>
-          <w:b/>
-          <w:bCs/>
-          <w:sz w:val="32"/>
-          <w:szCs w:val="32"/>
-          <w:u w:val="single"/>
-        </w:rPr>
-        <w:t xml:space="preserve"> Samhita – TS 5 Tamil co</w:t>
+        <w:t>Taittriya Samhita – TS 5 Tamil co</w:t>
       </w:r>
       <w:r>
         <w:rPr>
@@ -13308,21 +13898,8 @@
                 <w:szCs w:val="28"/>
                 <w:lang w:bidi="ta-IN"/>
               </w:rPr>
-              <w:t xml:space="preserve">5.1.4.1 – </w:t>
-            </w:r>
-            <w:proofErr w:type="spellStart"/>
-            <w:r>
-              <w:rPr>
-                <w:rFonts w:cs="Latha"/>
-                <w:b/>
-                <w:bCs/>
-                <w:sz w:val="28"/>
-                <w:szCs w:val="28"/>
-                <w:lang w:bidi="ta-IN"/>
-              </w:rPr>
-              <w:t>Vaakyam</w:t>
-            </w:r>
-            <w:proofErr w:type="spellEnd"/>
+              <w:t>5.1.4.1 – Vaakyam</w:t>
+            </w:r>
           </w:p>
           <w:p>
             <w:pPr>
@@ -13361,7 +13938,6 @@
                 <w:lang w:bidi="ta-IN"/>
               </w:rPr>
             </w:pPr>
-            <w:proofErr w:type="spellStart"/>
             <w:proofErr w:type="gramStart"/>
             <w:r>
               <w:rPr>
@@ -13372,19 +13948,7 @@
                 <w:szCs w:val="28"/>
                 <w:lang w:bidi="ta-IN"/>
               </w:rPr>
-              <w:t>Panchaati</w:t>
-            </w:r>
-            <w:proofErr w:type="spellEnd"/>
-            <w:r>
-              <w:rPr>
-                <w:rFonts w:cs="Latha"/>
-                <w:b/>
-                <w:bCs/>
-                <w:sz w:val="28"/>
-                <w:szCs w:val="28"/>
-                <w:lang w:bidi="ta-IN"/>
-              </w:rPr>
-              <w:t xml:space="preserve">  No.</w:t>
+              <w:t>Panchaati  No.</w:t>
             </w:r>
             <w:proofErr w:type="gramEnd"/>
             <w:r>
@@ -13933,55 +14497,7 @@
                 <w:szCs w:val="28"/>
                 <w:lang w:bidi="ta-IN"/>
               </w:rPr>
-              <w:t xml:space="preserve">5.1.4.2 – </w:t>
-            </w:r>
-            <w:proofErr w:type="spellStart"/>
-            <w:r>
-              <w:rPr>
-                <w:rFonts w:cs="Latha"/>
-                <w:b/>
-                <w:bCs/>
-                <w:sz w:val="28"/>
-                <w:szCs w:val="28"/>
-                <w:lang w:bidi="ta-IN"/>
-              </w:rPr>
-              <w:t>Vaakyam</w:t>
-            </w:r>
-            <w:proofErr w:type="spellEnd"/>
-            <w:r>
-              <w:rPr>
-                <w:rFonts w:cs="Latha"/>
-                <w:b/>
-                <w:bCs/>
-                <w:sz w:val="28"/>
-                <w:szCs w:val="28"/>
-                <w:lang w:bidi="ta-IN"/>
-              </w:rPr>
-              <w:t xml:space="preserve"> (end line, </w:t>
-            </w:r>
-            <w:proofErr w:type="spellStart"/>
-            <w:r>
-              <w:rPr>
-                <w:rFonts w:cs="Latha"/>
-                <w:b/>
-                <w:bCs/>
-                <w:sz w:val="28"/>
-                <w:szCs w:val="28"/>
-                <w:lang w:bidi="ta-IN"/>
-              </w:rPr>
-              <w:t>Panchati</w:t>
-            </w:r>
-            <w:proofErr w:type="spellEnd"/>
-            <w:r>
-              <w:rPr>
-                <w:rFonts w:cs="Latha"/>
-                <w:b/>
-                <w:bCs/>
-                <w:sz w:val="28"/>
-                <w:szCs w:val="28"/>
-                <w:lang w:bidi="ta-IN"/>
-              </w:rPr>
-              <w:t xml:space="preserve"> 17)</w:t>
+              <w:t>5.1.4.2 – Vaakyam (end line, Panchati 17)</w:t>
             </w:r>
           </w:p>
           <w:p>
@@ -14017,21 +14533,8 @@
                 <w:szCs w:val="28"/>
                 <w:lang w:bidi="ta-IN"/>
               </w:rPr>
-              <w:t xml:space="preserve">5.1.4.3 – </w:t>
-            </w:r>
-            <w:proofErr w:type="spellStart"/>
-            <w:r>
-              <w:rPr>
-                <w:rFonts w:cs="Latha"/>
-                <w:b/>
-                <w:bCs/>
-                <w:sz w:val="28"/>
-                <w:szCs w:val="28"/>
-                <w:lang w:bidi="ta-IN"/>
-              </w:rPr>
-              <w:t>Vaakyam</w:t>
-            </w:r>
-            <w:proofErr w:type="spellEnd"/>
+              <w:t>5.1.4.3 – Vaakyam</w:t>
+            </w:r>
           </w:p>
           <w:p>
             <w:pPr>
@@ -14070,7 +14573,6 @@
                 <w:lang w:bidi="ta-IN"/>
               </w:rPr>
             </w:pPr>
-            <w:proofErr w:type="spellStart"/>
             <w:proofErr w:type="gramStart"/>
             <w:r>
               <w:rPr>
@@ -14081,19 +14583,7 @@
                 <w:szCs w:val="28"/>
                 <w:lang w:bidi="ta-IN"/>
               </w:rPr>
-              <w:t>Panchaati</w:t>
-            </w:r>
-            <w:proofErr w:type="spellEnd"/>
-            <w:r>
-              <w:rPr>
-                <w:rFonts w:cs="Latha"/>
-                <w:b/>
-                <w:bCs/>
-                <w:sz w:val="28"/>
-                <w:szCs w:val="28"/>
-                <w:lang w:bidi="ta-IN"/>
-              </w:rPr>
-              <w:t xml:space="preserve">  No.</w:t>
+              <w:t>Panchaati  No.</w:t>
             </w:r>
             <w:proofErr w:type="gramEnd"/>
             <w:r>
@@ -14623,21 +15113,8 @@
                 <w:szCs w:val="28"/>
                 <w:lang w:bidi="ta-IN"/>
               </w:rPr>
-              <w:t xml:space="preserve">5.1.9.2 – </w:t>
-            </w:r>
-            <w:proofErr w:type="spellStart"/>
-            <w:r>
-              <w:rPr>
-                <w:rFonts w:cs="Latha"/>
-                <w:b/>
-                <w:bCs/>
-                <w:sz w:val="28"/>
-                <w:szCs w:val="28"/>
-                <w:lang w:bidi="ta-IN"/>
-              </w:rPr>
-              <w:t>Vaakyam</w:t>
-            </w:r>
-            <w:proofErr w:type="spellEnd"/>
+              <w:t>5.1.9.2 – Vaakyam</w:t>
+            </w:r>
           </w:p>
           <w:p>
             <w:pPr>
@@ -14676,7 +15153,6 @@
                 <w:lang w:bidi="ta-IN"/>
               </w:rPr>
             </w:pPr>
-            <w:proofErr w:type="spellStart"/>
             <w:proofErr w:type="gramStart"/>
             <w:r>
               <w:rPr>
@@ -14687,19 +15163,7 @@
                 <w:szCs w:val="28"/>
                 <w:lang w:bidi="ta-IN"/>
               </w:rPr>
-              <w:t>Panchaati</w:t>
-            </w:r>
-            <w:proofErr w:type="spellEnd"/>
-            <w:r>
-              <w:rPr>
-                <w:rFonts w:cs="Latha"/>
-                <w:b/>
-                <w:bCs/>
-                <w:sz w:val="28"/>
-                <w:szCs w:val="28"/>
-                <w:lang w:bidi="ta-IN"/>
-              </w:rPr>
-              <w:t xml:space="preserve">  No.</w:t>
+              <w:t>Panchaati  No.</w:t>
             </w:r>
             <w:proofErr w:type="gramEnd"/>
             <w:r>
@@ -15134,21 +15598,8 @@
                 <w:szCs w:val="28"/>
                 <w:lang w:bidi="ta-IN"/>
               </w:rPr>
-              <w:t xml:space="preserve">5.2.1.1 – </w:t>
-            </w:r>
-            <w:proofErr w:type="spellStart"/>
-            <w:r>
-              <w:rPr>
-                <w:rFonts w:cs="Latha"/>
-                <w:b/>
-                <w:bCs/>
-                <w:sz w:val="28"/>
-                <w:szCs w:val="28"/>
-                <w:lang w:bidi="ta-IN"/>
-              </w:rPr>
-              <w:t>Vaakyam</w:t>
-            </w:r>
-            <w:proofErr w:type="spellEnd"/>
+              <w:t>5.2.1.1 – Vaakyam</w:t>
+            </w:r>
           </w:p>
           <w:p>
             <w:pPr>
@@ -15187,7 +15638,6 @@
                 <w:lang w:bidi="ta-IN"/>
               </w:rPr>
             </w:pPr>
-            <w:proofErr w:type="spellStart"/>
             <w:proofErr w:type="gramStart"/>
             <w:r>
               <w:rPr>
@@ -15198,19 +15648,7 @@
                 <w:szCs w:val="28"/>
                 <w:lang w:bidi="ta-IN"/>
               </w:rPr>
-              <w:t>Panchaati</w:t>
-            </w:r>
-            <w:proofErr w:type="spellEnd"/>
-            <w:r>
-              <w:rPr>
-                <w:rFonts w:cs="Latha"/>
-                <w:b/>
-                <w:bCs/>
-                <w:sz w:val="28"/>
-                <w:szCs w:val="28"/>
-                <w:lang w:bidi="ta-IN"/>
-              </w:rPr>
-              <w:t xml:space="preserve">  No.</w:t>
+              <w:t>Panchaati  No.</w:t>
             </w:r>
             <w:proofErr w:type="gramEnd"/>
             <w:r>
@@ -15705,21 +16143,8 @@
                 <w:szCs w:val="28"/>
                 <w:lang w:bidi="ta-IN"/>
               </w:rPr>
-              <w:t xml:space="preserve">5.2.3.7 – </w:t>
-            </w:r>
-            <w:proofErr w:type="spellStart"/>
-            <w:r>
-              <w:rPr>
-                <w:rFonts w:cs="Latha"/>
-                <w:b/>
-                <w:bCs/>
-                <w:sz w:val="28"/>
-                <w:szCs w:val="28"/>
-                <w:lang w:bidi="ta-IN"/>
-              </w:rPr>
-              <w:t>Vaakyam</w:t>
-            </w:r>
-            <w:proofErr w:type="spellEnd"/>
+              <w:t>5.2.3.7 – Vaakyam</w:t>
+            </w:r>
           </w:p>
           <w:p>
             <w:pPr>
@@ -15758,7 +16183,6 @@
                 <w:lang w:bidi="ta-IN"/>
               </w:rPr>
             </w:pPr>
-            <w:proofErr w:type="spellStart"/>
             <w:proofErr w:type="gramStart"/>
             <w:r>
               <w:rPr>
@@ -15769,19 +16193,7 @@
                 <w:szCs w:val="28"/>
                 <w:lang w:bidi="ta-IN"/>
               </w:rPr>
-              <w:t>Panchaati</w:t>
-            </w:r>
-            <w:proofErr w:type="spellEnd"/>
-            <w:r>
-              <w:rPr>
-                <w:rFonts w:cs="Latha"/>
-                <w:b/>
-                <w:bCs/>
-                <w:sz w:val="28"/>
-                <w:szCs w:val="28"/>
-                <w:lang w:bidi="ta-IN"/>
-              </w:rPr>
-              <w:t xml:space="preserve">  No.</w:t>
+              <w:t>Panchaati  No.</w:t>
             </w:r>
             <w:proofErr w:type="gramEnd"/>
             <w:r>
@@ -16247,21 +16659,8 @@
                 <w:lang w:bidi="ta-IN"/>
               </w:rPr>
               <w:lastRenderedPageBreak/>
-              <w:t xml:space="preserve">5.4.10.3 – </w:t>
-            </w:r>
-            <w:proofErr w:type="spellStart"/>
-            <w:r>
-              <w:rPr>
-                <w:rFonts w:cs="Latha"/>
-                <w:b/>
-                <w:bCs/>
-                <w:sz w:val="28"/>
-                <w:szCs w:val="28"/>
-                <w:lang w:bidi="ta-IN"/>
-              </w:rPr>
-              <w:t>Vaakyam</w:t>
-            </w:r>
-            <w:proofErr w:type="spellEnd"/>
+              <w:t>5.4.10.3 – Vaakyam</w:t>
+            </w:r>
           </w:p>
           <w:p>
             <w:pPr>
@@ -16311,7 +16710,6 @@
                 <w:lang w:bidi="ta-IN"/>
               </w:rPr>
             </w:pPr>
-            <w:proofErr w:type="spellStart"/>
             <w:proofErr w:type="gramStart"/>
             <w:r>
               <w:rPr>
@@ -16322,19 +16720,7 @@
                 <w:szCs w:val="28"/>
                 <w:lang w:bidi="ta-IN"/>
               </w:rPr>
-              <w:t>Panchaati</w:t>
-            </w:r>
-            <w:proofErr w:type="spellEnd"/>
-            <w:r>
-              <w:rPr>
-                <w:rFonts w:cs="Latha"/>
-                <w:b/>
-                <w:bCs/>
-                <w:sz w:val="28"/>
-                <w:szCs w:val="28"/>
-                <w:lang w:bidi="ta-IN"/>
-              </w:rPr>
-              <w:t xml:space="preserve">  No.</w:t>
+              <w:t>Panchaati  No.</w:t>
             </w:r>
             <w:proofErr w:type="gramEnd"/>
             <w:r>
@@ -16722,21 +17108,8 @@
                 <w:szCs w:val="28"/>
                 <w:lang w:bidi="ta-IN"/>
               </w:rPr>
-              <w:t xml:space="preserve">5.5.7.3 – </w:t>
-            </w:r>
-            <w:proofErr w:type="spellStart"/>
-            <w:r>
-              <w:rPr>
-                <w:rFonts w:cs="Latha"/>
-                <w:b/>
-                <w:bCs/>
-                <w:sz w:val="28"/>
-                <w:szCs w:val="28"/>
-                <w:lang w:bidi="ta-IN"/>
-              </w:rPr>
-              <w:t>Vaakyam</w:t>
-            </w:r>
-            <w:proofErr w:type="spellEnd"/>
+              <w:t>5.5.7.3 – Vaakyam</w:t>
+            </w:r>
           </w:p>
           <w:p>
             <w:pPr>
@@ -16775,7 +17148,6 @@
                 <w:lang w:bidi="ta-IN"/>
               </w:rPr>
             </w:pPr>
-            <w:proofErr w:type="spellStart"/>
             <w:proofErr w:type="gramStart"/>
             <w:r>
               <w:rPr>
@@ -16786,19 +17158,7 @@
                 <w:szCs w:val="28"/>
                 <w:lang w:bidi="ta-IN"/>
               </w:rPr>
-              <w:t>Panchaati</w:t>
-            </w:r>
-            <w:proofErr w:type="spellEnd"/>
-            <w:r>
-              <w:rPr>
-                <w:rFonts w:cs="Latha"/>
-                <w:b/>
-                <w:bCs/>
-                <w:sz w:val="28"/>
-                <w:szCs w:val="28"/>
-                <w:lang w:bidi="ta-IN"/>
-              </w:rPr>
-              <w:t xml:space="preserve">  No.</w:t>
+              <w:t>Panchaati  No.</w:t>
             </w:r>
             <w:proofErr w:type="gramEnd"/>
             <w:r>
@@ -17110,21 +17470,8 @@
                 <w:szCs w:val="28"/>
                 <w:lang w:bidi="ta-IN"/>
               </w:rPr>
-              <w:t xml:space="preserve">5.5.10.3 – </w:t>
-            </w:r>
-            <w:proofErr w:type="spellStart"/>
-            <w:r>
-              <w:rPr>
-                <w:rFonts w:cs="Latha"/>
-                <w:b/>
-                <w:bCs/>
-                <w:sz w:val="28"/>
-                <w:szCs w:val="28"/>
-                <w:lang w:bidi="ta-IN"/>
-              </w:rPr>
-              <w:t>Vaakyam</w:t>
-            </w:r>
-            <w:proofErr w:type="spellEnd"/>
+              <w:t>5.5.10.3 – Vaakyam</w:t>
+            </w:r>
           </w:p>
           <w:p>
             <w:pPr>
@@ -17185,7 +17532,6 @@
                 <w:lang w:bidi="ta-IN"/>
               </w:rPr>
             </w:pPr>
-            <w:proofErr w:type="spellStart"/>
             <w:proofErr w:type="gramStart"/>
             <w:r>
               <w:rPr>
@@ -17196,19 +17542,7 @@
                 <w:szCs w:val="28"/>
                 <w:lang w:bidi="ta-IN"/>
               </w:rPr>
-              <w:t>Panchaati</w:t>
-            </w:r>
-            <w:proofErr w:type="spellEnd"/>
-            <w:r>
-              <w:rPr>
-                <w:rFonts w:cs="Latha"/>
-                <w:b/>
-                <w:bCs/>
-                <w:sz w:val="28"/>
-                <w:szCs w:val="28"/>
-                <w:lang w:bidi="ta-IN"/>
-              </w:rPr>
-              <w:t xml:space="preserve">  No.</w:t>
+              <w:t>Panchaati  No.</w:t>
             </w:r>
             <w:proofErr w:type="gramEnd"/>
             <w:r>
@@ -17675,21 +18009,8 @@
                 <w:szCs w:val="28"/>
                 <w:lang w:bidi="ta-IN"/>
               </w:rPr>
-              <w:t xml:space="preserve">5.6.2.3 – </w:t>
-            </w:r>
-            <w:proofErr w:type="spellStart"/>
-            <w:r>
-              <w:rPr>
-                <w:rFonts w:cs="Latha"/>
-                <w:b/>
-                <w:bCs/>
-                <w:sz w:val="28"/>
-                <w:szCs w:val="28"/>
-                <w:lang w:bidi="ta-IN"/>
-              </w:rPr>
-              <w:t>Vaakyam</w:t>
-            </w:r>
-            <w:proofErr w:type="spellEnd"/>
+              <w:t>5.6.2.3 – Vaakyam</w:t>
+            </w:r>
           </w:p>
           <w:p>
             <w:pPr>
@@ -17739,7 +18060,6 @@
                 <w:lang w:bidi="ta-IN"/>
               </w:rPr>
             </w:pPr>
-            <w:proofErr w:type="spellStart"/>
             <w:proofErr w:type="gramStart"/>
             <w:r>
               <w:rPr>
@@ -17750,19 +18070,7 @@
                 <w:szCs w:val="28"/>
                 <w:lang w:bidi="ta-IN"/>
               </w:rPr>
-              <w:t>Panchaati</w:t>
-            </w:r>
-            <w:proofErr w:type="spellEnd"/>
-            <w:r>
-              <w:rPr>
-                <w:rFonts w:cs="Latha"/>
-                <w:b/>
-                <w:bCs/>
-                <w:sz w:val="28"/>
-                <w:szCs w:val="28"/>
-                <w:lang w:bidi="ta-IN"/>
-              </w:rPr>
-              <w:t xml:space="preserve">  No.</w:t>
+              <w:t>Panchaati  No.</w:t>
             </w:r>
             <w:proofErr w:type="gramEnd"/>
             <w:r>
@@ -18080,21 +18388,8 @@
                 <w:szCs w:val="28"/>
                 <w:lang w:bidi="ta-IN"/>
               </w:rPr>
-              <w:t xml:space="preserve">5.6.4.2 – </w:t>
-            </w:r>
-            <w:proofErr w:type="spellStart"/>
-            <w:r>
-              <w:rPr>
-                <w:rFonts w:cs="Latha"/>
-                <w:b/>
-                <w:bCs/>
-                <w:sz w:val="28"/>
-                <w:szCs w:val="28"/>
-                <w:lang w:bidi="ta-IN"/>
-              </w:rPr>
-              <w:t>Vaakyam</w:t>
-            </w:r>
-            <w:proofErr w:type="spellEnd"/>
+              <w:t>5.6.4.2 – Vaakyam</w:t>
+            </w:r>
           </w:p>
           <w:p>
             <w:pPr>
@@ -18133,7 +18428,6 @@
                 <w:lang w:bidi="ta-IN"/>
               </w:rPr>
             </w:pPr>
-            <w:proofErr w:type="spellStart"/>
             <w:proofErr w:type="gramStart"/>
             <w:r>
               <w:rPr>
@@ -18144,19 +18438,7 @@
                 <w:szCs w:val="28"/>
                 <w:lang w:bidi="ta-IN"/>
               </w:rPr>
-              <w:t>Panchaati</w:t>
-            </w:r>
-            <w:proofErr w:type="spellEnd"/>
-            <w:r>
-              <w:rPr>
-                <w:rFonts w:cs="Latha"/>
-                <w:b/>
-                <w:bCs/>
-                <w:sz w:val="28"/>
-                <w:szCs w:val="28"/>
-                <w:lang w:bidi="ta-IN"/>
-              </w:rPr>
-              <w:t xml:space="preserve">  No.</w:t>
+              <w:t>Panchaati  No.</w:t>
             </w:r>
             <w:proofErr w:type="gramEnd"/>
             <w:r>
@@ -18592,21 +18874,8 @@
                 <w:szCs w:val="28"/>
                 <w:lang w:bidi="ta-IN"/>
               </w:rPr>
-              <w:t xml:space="preserve">5.6.21.1 – </w:t>
-            </w:r>
-            <w:proofErr w:type="spellStart"/>
-            <w:r>
-              <w:rPr>
-                <w:rFonts w:cs="Latha"/>
-                <w:b/>
-                <w:bCs/>
-                <w:sz w:val="28"/>
-                <w:szCs w:val="28"/>
-                <w:lang w:bidi="ta-IN"/>
-              </w:rPr>
-              <w:t>Vaakyam</w:t>
-            </w:r>
-            <w:proofErr w:type="spellEnd"/>
+              <w:t>5.6.21.1 – Vaakyam</w:t>
+            </w:r>
           </w:p>
           <w:p>
             <w:pPr>
@@ -18645,7 +18914,6 @@
                 <w:lang w:bidi="ta-IN"/>
               </w:rPr>
             </w:pPr>
-            <w:proofErr w:type="spellStart"/>
             <w:proofErr w:type="gramStart"/>
             <w:r>
               <w:rPr>
@@ -18656,19 +18924,7 @@
                 <w:szCs w:val="28"/>
                 <w:lang w:bidi="ta-IN"/>
               </w:rPr>
-              <w:t>Panchaati</w:t>
-            </w:r>
-            <w:proofErr w:type="spellEnd"/>
-            <w:r>
-              <w:rPr>
-                <w:rFonts w:cs="Latha"/>
-                <w:b/>
-                <w:bCs/>
-                <w:sz w:val="28"/>
-                <w:szCs w:val="28"/>
-                <w:lang w:bidi="ta-IN"/>
-              </w:rPr>
-              <w:t xml:space="preserve">  No.</w:t>
+              <w:t>Panchaati  No.</w:t>
             </w:r>
             <w:proofErr w:type="gramEnd"/>
             <w:r>
@@ -18989,21 +19245,8 @@
                 <w:szCs w:val="28"/>
                 <w:lang w:bidi="ta-IN"/>
               </w:rPr>
-              <w:t xml:space="preserve">5.6.23.1 – </w:t>
-            </w:r>
-            <w:proofErr w:type="spellStart"/>
-            <w:r>
-              <w:rPr>
-                <w:rFonts w:cs="Latha"/>
-                <w:b/>
-                <w:bCs/>
-                <w:sz w:val="28"/>
-                <w:szCs w:val="28"/>
-                <w:lang w:bidi="ta-IN"/>
-              </w:rPr>
-              <w:t>Vaakyam</w:t>
-            </w:r>
-            <w:proofErr w:type="spellEnd"/>
+              <w:t>5.6.23.1 – Vaakyam</w:t>
+            </w:r>
           </w:p>
           <w:p>
             <w:pPr>
@@ -19042,7 +19285,6 @@
                 <w:lang w:bidi="ta-IN"/>
               </w:rPr>
             </w:pPr>
-            <w:proofErr w:type="spellStart"/>
             <w:proofErr w:type="gramStart"/>
             <w:r>
               <w:rPr>
@@ -19053,19 +19295,7 @@
                 <w:szCs w:val="28"/>
                 <w:lang w:bidi="ta-IN"/>
               </w:rPr>
-              <w:t>Panchaati</w:t>
-            </w:r>
-            <w:proofErr w:type="spellEnd"/>
-            <w:r>
-              <w:rPr>
-                <w:rFonts w:cs="Latha"/>
-                <w:b/>
-                <w:bCs/>
-                <w:sz w:val="28"/>
-                <w:szCs w:val="28"/>
-                <w:lang w:bidi="ta-IN"/>
-              </w:rPr>
-              <w:t xml:space="preserve">  No.</w:t>
+              <w:t>Panchaati  No.</w:t>
             </w:r>
             <w:proofErr w:type="gramEnd"/>
             <w:r>
@@ -19601,21 +19831,8 @@
                 <w:lang w:bidi="ta-IN"/>
               </w:rPr>
               <w:lastRenderedPageBreak/>
-              <w:t xml:space="preserve">5.7.7.3 – </w:t>
-            </w:r>
-            <w:proofErr w:type="spellStart"/>
-            <w:r>
-              <w:rPr>
-                <w:rFonts w:cs="Latha"/>
-                <w:b/>
-                <w:bCs/>
-                <w:sz w:val="28"/>
-                <w:szCs w:val="28"/>
-                <w:lang w:bidi="ta-IN"/>
-              </w:rPr>
-              <w:t>Vaakyam</w:t>
-            </w:r>
-            <w:proofErr w:type="spellEnd"/>
+              <w:t>5.7.7.3 – Vaakyam</w:t>
+            </w:r>
           </w:p>
           <w:p>
             <w:pPr>
@@ -19654,7 +19871,6 @@
                 <w:lang w:bidi="ta-IN"/>
               </w:rPr>
             </w:pPr>
-            <w:proofErr w:type="spellStart"/>
             <w:proofErr w:type="gramStart"/>
             <w:r>
               <w:rPr>
@@ -19665,19 +19881,7 @@
                 <w:szCs w:val="28"/>
                 <w:lang w:bidi="ta-IN"/>
               </w:rPr>
-              <w:t>Panchaati</w:t>
-            </w:r>
-            <w:proofErr w:type="spellEnd"/>
-            <w:r>
-              <w:rPr>
-                <w:rFonts w:cs="Latha"/>
-                <w:b/>
-                <w:bCs/>
-                <w:sz w:val="28"/>
-                <w:szCs w:val="28"/>
-                <w:lang w:bidi="ta-IN"/>
-              </w:rPr>
-              <w:t xml:space="preserve">  No.</w:t>
+              <w:t>Panchaati  No.</w:t>
             </w:r>
             <w:proofErr w:type="gramEnd"/>
             <w:r>
@@ -20051,21 +20255,8 @@
                 <w:szCs w:val="28"/>
                 <w:lang w:bidi="ta-IN"/>
               </w:rPr>
-              <w:t xml:space="preserve">5.7.10.1 – </w:t>
-            </w:r>
-            <w:proofErr w:type="spellStart"/>
-            <w:r>
-              <w:rPr>
-                <w:rFonts w:cs="Latha"/>
-                <w:b/>
-                <w:bCs/>
-                <w:sz w:val="28"/>
-                <w:szCs w:val="28"/>
-                <w:lang w:bidi="ta-IN"/>
-              </w:rPr>
-              <w:t>Vaakyam</w:t>
-            </w:r>
-            <w:proofErr w:type="spellEnd"/>
+              <w:t>5.7.10.1 – Vaakyam</w:t>
+            </w:r>
           </w:p>
           <w:p>
             <w:pPr>
@@ -20104,7 +20295,6 @@
                 <w:lang w:bidi="ta-IN"/>
               </w:rPr>
             </w:pPr>
-            <w:proofErr w:type="spellStart"/>
             <w:proofErr w:type="gramStart"/>
             <w:r>
               <w:rPr>
@@ -20115,19 +20305,7 @@
                 <w:szCs w:val="28"/>
                 <w:lang w:bidi="ta-IN"/>
               </w:rPr>
-              <w:t>Panchaati</w:t>
-            </w:r>
-            <w:proofErr w:type="spellEnd"/>
-            <w:r>
-              <w:rPr>
-                <w:rFonts w:cs="Latha"/>
-                <w:b/>
-                <w:bCs/>
-                <w:sz w:val="28"/>
-                <w:szCs w:val="28"/>
-                <w:lang w:bidi="ta-IN"/>
-              </w:rPr>
-              <w:t xml:space="preserve">  No.</w:t>
+              <w:t>Panchaati  No.</w:t>
             </w:r>
             <w:proofErr w:type="gramEnd"/>
             <w:r>
@@ -20475,7 +20653,6 @@
         </w:rPr>
         <w:br w:type="page"/>
       </w:r>
-      <w:proofErr w:type="spellStart"/>
       <w:r>
         <w:rPr>
           <w:b/>
@@ -20485,18 +20662,7 @@
           <w:u w:val="single"/>
         </w:rPr>
         <w:lastRenderedPageBreak/>
-        <w:t>TaittirIya</w:t>
-      </w:r>
-      <w:proofErr w:type="spellEnd"/>
-      <w:r>
-        <w:rPr>
-          <w:b/>
-          <w:bCs/>
-          <w:sz w:val="32"/>
-          <w:szCs w:val="32"/>
-          <w:u w:val="single"/>
-        </w:rPr>
-        <w:t xml:space="preserve"> Samhita – TS 5 </w:t>
+        <w:t xml:space="preserve">TaittirIya Samhita – TS 5 </w:t>
       </w:r>
       <w:r>
         <w:rPr>
@@ -20757,67 +20923,30 @@
                 <w:szCs w:val="28"/>
                 <w:lang w:bidi="ta-IN"/>
               </w:rPr>
-              <w:t xml:space="preserve">5.1.8.4 - </w:t>
-            </w:r>
-            <w:proofErr w:type="spellStart"/>
-            <w:r>
-              <w:rPr>
-                <w:rFonts w:cs="Latha"/>
-                <w:b/>
-                <w:bCs/>
-                <w:sz w:val="28"/>
-                <w:szCs w:val="28"/>
-                <w:lang w:bidi="ta-IN"/>
-              </w:rPr>
-              <w:t>Vaakyam</w:t>
-            </w:r>
-            <w:proofErr w:type="spellEnd"/>
-          </w:p>
-          <w:p>
-            <w:pPr>
-              <w:spacing w:before="0" w:line="240" w:lineRule="auto"/>
-              <w:rPr>
-                <w:rFonts w:cs="Latha"/>
-                <w:sz w:val="28"/>
-                <w:szCs w:val="28"/>
-                <w:cs/>
-                <w:lang w:bidi="ta-IN"/>
-              </w:rPr>
-            </w:pPr>
-            <w:r>
-              <w:rPr>
-                <w:rFonts w:cs="Latha"/>
-                <w:b/>
-                <w:bCs/>
-                <w:sz w:val="28"/>
-                <w:szCs w:val="28"/>
-                <w:lang w:bidi="ta-IN"/>
-              </w:rPr>
-              <w:t xml:space="preserve">42nd </w:t>
-            </w:r>
-            <w:proofErr w:type="spellStart"/>
-            <w:r>
-              <w:rPr>
-                <w:rFonts w:cs="Latha"/>
-                <w:b/>
-                <w:bCs/>
-                <w:sz w:val="28"/>
-                <w:szCs w:val="28"/>
-                <w:lang w:bidi="ta-IN"/>
-              </w:rPr>
-              <w:t>Panchaati</w:t>
-            </w:r>
-            <w:proofErr w:type="spellEnd"/>
-            <w:r>
-              <w:rPr>
-                <w:rFonts w:cs="Latha"/>
-                <w:b/>
-                <w:bCs/>
-                <w:sz w:val="28"/>
-                <w:szCs w:val="28"/>
-                <w:lang w:bidi="ta-IN"/>
-              </w:rPr>
-              <w:t xml:space="preserve"> </w:t>
+              <w:t>5.1.8.4 - Vaakyam</w:t>
+            </w:r>
+          </w:p>
+          <w:p>
+            <w:pPr>
+              <w:spacing w:before="0" w:line="240" w:lineRule="auto"/>
+              <w:rPr>
+                <w:rFonts w:cs="Latha"/>
+                <w:sz w:val="28"/>
+                <w:szCs w:val="28"/>
+                <w:cs/>
+                <w:lang w:bidi="ta-IN"/>
+              </w:rPr>
+            </w:pPr>
+            <w:r>
+              <w:rPr>
+                <w:rFonts w:cs="Latha"/>
+                <w:b/>
+                <w:bCs/>
+                <w:sz w:val="28"/>
+                <w:szCs w:val="28"/>
+                <w:lang w:bidi="ta-IN"/>
+              </w:rPr>
+              <w:t xml:space="preserve">42nd Panchaati </w:t>
             </w:r>
             <w:r>
               <w:rPr>
@@ -21217,21 +21346,8 @@
                 <w:szCs w:val="28"/>
                 <w:lang w:bidi="ta-IN"/>
               </w:rPr>
-              <w:t xml:space="preserve">5.1.9.5 - </w:t>
-            </w:r>
-            <w:proofErr w:type="spellStart"/>
-            <w:r>
-              <w:rPr>
-                <w:rFonts w:cs="Latha"/>
-                <w:b/>
-                <w:bCs/>
-                <w:sz w:val="28"/>
-                <w:szCs w:val="28"/>
-                <w:lang w:bidi="ta-IN"/>
-              </w:rPr>
-              <w:t>Vaakyam</w:t>
-            </w:r>
-            <w:proofErr w:type="spellEnd"/>
+              <w:t>5.1.9.5 - Vaakyam</w:t>
+            </w:r>
           </w:p>
           <w:p>
             <w:pPr>
@@ -21267,21 +21383,8 @@
                 <w:szCs w:val="28"/>
                 <w:lang w:bidi="ta-IN"/>
               </w:rPr>
-              <w:t xml:space="preserve">th  </w:t>
-            </w:r>
-            <w:proofErr w:type="spellStart"/>
-            <w:r>
-              <w:rPr>
-                <w:rFonts w:cs="Latha"/>
-                <w:b/>
-                <w:bCs/>
-                <w:sz w:val="28"/>
-                <w:szCs w:val="28"/>
-                <w:lang w:bidi="ta-IN"/>
-              </w:rPr>
-              <w:t>Panchaati</w:t>
-            </w:r>
-            <w:proofErr w:type="spellEnd"/>
+              <w:t>th  Panchaati</w:t>
+            </w:r>
             <w:proofErr w:type="gramEnd"/>
             <w:r>
               <w:rPr>
@@ -21731,21 +21834,8 @@
                 <w:szCs w:val="28"/>
                 <w:lang w:bidi="ta-IN"/>
               </w:rPr>
-              <w:t xml:space="preserve">5.1.11.2 - </w:t>
-            </w:r>
-            <w:proofErr w:type="spellStart"/>
-            <w:r>
-              <w:rPr>
-                <w:rFonts w:cs="Latha"/>
-                <w:b/>
-                <w:bCs/>
-                <w:sz w:val="28"/>
-                <w:szCs w:val="28"/>
-                <w:lang w:bidi="ta-IN"/>
-              </w:rPr>
-              <w:t>Vaakyam</w:t>
-            </w:r>
-            <w:proofErr w:type="spellEnd"/>
+              <w:t>5.1.11.2 - Vaakyam</w:t>
+            </w:r>
           </w:p>
           <w:p>
             <w:pPr>
@@ -21781,21 +21871,8 @@
                 <w:szCs w:val="28"/>
                 <w:lang w:bidi="ta-IN"/>
               </w:rPr>
-              <w:t xml:space="preserve">th  </w:t>
-            </w:r>
-            <w:proofErr w:type="spellStart"/>
-            <w:r>
-              <w:rPr>
-                <w:rFonts w:cs="Latha"/>
-                <w:b/>
-                <w:bCs/>
-                <w:sz w:val="28"/>
-                <w:szCs w:val="28"/>
-                <w:lang w:bidi="ta-IN"/>
-              </w:rPr>
-              <w:t>Panchaati</w:t>
-            </w:r>
-            <w:proofErr w:type="spellEnd"/>
+              <w:t>th  Panchaati</w:t>
+            </w:r>
             <w:proofErr w:type="gramEnd"/>
             <w:r>
               <w:rPr>
@@ -22278,67 +22355,30 @@
                 <w:szCs w:val="28"/>
                 <w:lang w:bidi="ta-IN"/>
               </w:rPr>
-              <w:t xml:space="preserve">TS 5.2.1.2 – </w:t>
-            </w:r>
-            <w:proofErr w:type="spellStart"/>
-            <w:r>
-              <w:rPr>
-                <w:rFonts w:cs="Latha"/>
-                <w:b/>
-                <w:bCs/>
-                <w:sz w:val="28"/>
-                <w:szCs w:val="28"/>
-                <w:lang w:bidi="ta-IN"/>
-              </w:rPr>
-              <w:t>Vaakyam</w:t>
-            </w:r>
-            <w:proofErr w:type="spellEnd"/>
-          </w:p>
-          <w:p>
-            <w:pPr>
-              <w:spacing w:before="0" w:line="240" w:lineRule="auto"/>
-              <w:rPr>
-                <w:rFonts w:cs="Latha"/>
-                <w:sz w:val="28"/>
-                <w:szCs w:val="28"/>
-                <w:cs/>
-                <w:lang w:bidi="ta-IN"/>
-              </w:rPr>
-            </w:pPr>
-            <w:r>
-              <w:rPr>
-                <w:rFonts w:cs="Latha"/>
-                <w:b/>
-                <w:bCs/>
-                <w:sz w:val="28"/>
-                <w:szCs w:val="28"/>
-                <w:lang w:bidi="ta-IN"/>
-              </w:rPr>
-              <w:t xml:space="preserve">2nd </w:t>
-            </w:r>
-            <w:proofErr w:type="spellStart"/>
-            <w:r>
-              <w:rPr>
-                <w:rFonts w:cs="Latha"/>
-                <w:b/>
-                <w:bCs/>
-                <w:sz w:val="28"/>
-                <w:szCs w:val="28"/>
-                <w:lang w:bidi="ta-IN"/>
-              </w:rPr>
-              <w:t>Panchaati</w:t>
-            </w:r>
-            <w:proofErr w:type="spellEnd"/>
-            <w:r>
-              <w:rPr>
-                <w:rFonts w:cs="Latha"/>
-                <w:b/>
-                <w:bCs/>
-                <w:sz w:val="28"/>
-                <w:szCs w:val="28"/>
-                <w:lang w:bidi="ta-IN"/>
-              </w:rPr>
-              <w:t xml:space="preserve"> </w:t>
+              <w:t>TS 5.2.1.2 – Vaakyam</w:t>
+            </w:r>
+          </w:p>
+          <w:p>
+            <w:pPr>
+              <w:spacing w:before="0" w:line="240" w:lineRule="auto"/>
+              <w:rPr>
+                <w:rFonts w:cs="Latha"/>
+                <w:sz w:val="28"/>
+                <w:szCs w:val="28"/>
+                <w:cs/>
+                <w:lang w:bidi="ta-IN"/>
+              </w:rPr>
+            </w:pPr>
+            <w:r>
+              <w:rPr>
+                <w:rFonts w:cs="Latha"/>
+                <w:b/>
+                <w:bCs/>
+                <w:sz w:val="28"/>
+                <w:szCs w:val="28"/>
+                <w:lang w:bidi="ta-IN"/>
+              </w:rPr>
+              <w:t xml:space="preserve">2nd Panchaati </w:t>
             </w:r>
           </w:p>
         </w:tc>
@@ -22778,56 +22818,30 @@
                 <w:szCs w:val="28"/>
                 <w:lang w:bidi="ta-IN"/>
               </w:rPr>
-              <w:t xml:space="preserve">TS 5.2.6.2 – </w:t>
-            </w:r>
-            <w:proofErr w:type="spellStart"/>
-            <w:r>
-              <w:rPr>
-                <w:rFonts w:cs="Latha"/>
-                <w:b/>
-                <w:bCs/>
-                <w:sz w:val="28"/>
-                <w:szCs w:val="28"/>
-                <w:lang w:bidi="ta-IN"/>
-              </w:rPr>
-              <w:t>Vaakyam</w:t>
-            </w:r>
-            <w:proofErr w:type="spellEnd"/>
-          </w:p>
-          <w:p>
-            <w:pPr>
-              <w:spacing w:before="0" w:line="240" w:lineRule="auto"/>
-              <w:rPr>
-                <w:b/>
-                <w:bCs/>
-                <w:sz w:val="28"/>
-                <w:szCs w:val="28"/>
-              </w:rPr>
-            </w:pPr>
-            <w:r>
-              <w:rPr>
-                <w:rFonts w:cs="Latha"/>
-                <w:b/>
-                <w:bCs/>
-                <w:sz w:val="28"/>
-                <w:szCs w:val="28"/>
-                <w:lang w:bidi="ta-IN"/>
-              </w:rPr>
-              <w:t xml:space="preserve">32nd </w:t>
-            </w:r>
-            <w:proofErr w:type="spellStart"/>
-            <w:r>
-              <w:rPr>
-                <w:rFonts w:cs="Latha"/>
-                <w:b/>
-                <w:bCs/>
-                <w:sz w:val="28"/>
-                <w:szCs w:val="28"/>
-                <w:lang w:bidi="ta-IN"/>
-              </w:rPr>
-              <w:t>Panchaati</w:t>
-            </w:r>
-            <w:proofErr w:type="spellEnd"/>
+              <w:t>TS 5.2.6.2 – Vaakyam</w:t>
+            </w:r>
+          </w:p>
+          <w:p>
+            <w:pPr>
+              <w:spacing w:before="0" w:line="240" w:lineRule="auto"/>
+              <w:rPr>
+                <w:b/>
+                <w:bCs/>
+                <w:sz w:val="28"/>
+                <w:szCs w:val="28"/>
+              </w:rPr>
+            </w:pPr>
+            <w:r>
+              <w:rPr>
+                <w:rFonts w:cs="Latha"/>
+                <w:b/>
+                <w:bCs/>
+                <w:sz w:val="28"/>
+                <w:szCs w:val="28"/>
+                <w:lang w:bidi="ta-IN"/>
+              </w:rPr>
+              <w:t>32nd Panchaati</w:t>
+            </w:r>
           </w:p>
         </w:tc>
         <w:tc>
@@ -23158,56 +23172,30 @@
                 <w:szCs w:val="28"/>
                 <w:lang w:bidi="ta-IN"/>
               </w:rPr>
-              <w:t xml:space="preserve">TS 5.2.11.1 – </w:t>
-            </w:r>
-            <w:proofErr w:type="spellStart"/>
-            <w:r>
-              <w:rPr>
-                <w:rFonts w:cs="Latha"/>
-                <w:b/>
-                <w:bCs/>
-                <w:sz w:val="28"/>
-                <w:szCs w:val="28"/>
-                <w:lang w:bidi="ta-IN"/>
-              </w:rPr>
-              <w:t>Vaakyam</w:t>
-            </w:r>
-            <w:proofErr w:type="spellEnd"/>
-          </w:p>
-          <w:p>
-            <w:pPr>
-              <w:spacing w:before="0" w:line="240" w:lineRule="auto"/>
-              <w:rPr>
-                <w:b/>
-                <w:bCs/>
-                <w:sz w:val="28"/>
-                <w:szCs w:val="28"/>
-              </w:rPr>
-            </w:pPr>
-            <w:r>
-              <w:rPr>
-                <w:rFonts w:cs="Latha"/>
-                <w:b/>
-                <w:bCs/>
-                <w:sz w:val="28"/>
-                <w:szCs w:val="28"/>
-                <w:lang w:bidi="ta-IN"/>
-              </w:rPr>
-              <w:t xml:space="preserve">61st </w:t>
-            </w:r>
-            <w:proofErr w:type="spellStart"/>
-            <w:r>
-              <w:rPr>
-                <w:rFonts w:cs="Latha"/>
-                <w:b/>
-                <w:bCs/>
-                <w:sz w:val="28"/>
-                <w:szCs w:val="28"/>
-                <w:lang w:bidi="ta-IN"/>
-              </w:rPr>
-              <w:t>Panchaati</w:t>
-            </w:r>
-            <w:proofErr w:type="spellEnd"/>
+              <w:t>TS 5.2.11.1 – Vaakyam</w:t>
+            </w:r>
+          </w:p>
+          <w:p>
+            <w:pPr>
+              <w:spacing w:before="0" w:line="240" w:lineRule="auto"/>
+              <w:rPr>
+                <w:b/>
+                <w:bCs/>
+                <w:sz w:val="28"/>
+                <w:szCs w:val="28"/>
+              </w:rPr>
+            </w:pPr>
+            <w:r>
+              <w:rPr>
+                <w:rFonts w:cs="Latha"/>
+                <w:b/>
+                <w:bCs/>
+                <w:sz w:val="28"/>
+                <w:szCs w:val="28"/>
+                <w:lang w:bidi="ta-IN"/>
+              </w:rPr>
+              <w:t>61st Panchaati</w:t>
+            </w:r>
           </w:p>
         </w:tc>
         <w:tc>
@@ -23683,56 +23671,30 @@
                 <w:lang w:bidi="ta-IN"/>
               </w:rPr>
               <w:lastRenderedPageBreak/>
-              <w:t xml:space="preserve">TS 5.4.2.2 – </w:t>
-            </w:r>
-            <w:proofErr w:type="spellStart"/>
-            <w:r>
-              <w:rPr>
-                <w:rFonts w:cs="Latha"/>
-                <w:b/>
-                <w:bCs/>
-                <w:sz w:val="28"/>
-                <w:szCs w:val="28"/>
-                <w:lang w:bidi="ta-IN"/>
-              </w:rPr>
-              <w:t>Vaakyam</w:t>
-            </w:r>
-            <w:proofErr w:type="spellEnd"/>
-          </w:p>
-          <w:p>
-            <w:pPr>
-              <w:spacing w:before="0" w:line="240" w:lineRule="auto"/>
-              <w:rPr>
-                <w:rFonts w:cs="Latha"/>
-                <w:sz w:val="28"/>
-                <w:szCs w:val="28"/>
-                <w:lang w:bidi="ta-IN"/>
-              </w:rPr>
-            </w:pPr>
-            <w:r>
-              <w:rPr>
-                <w:rFonts w:cs="Latha"/>
-                <w:b/>
-                <w:bCs/>
-                <w:sz w:val="28"/>
-                <w:szCs w:val="28"/>
-                <w:lang w:bidi="ta-IN"/>
-              </w:rPr>
-              <w:t xml:space="preserve">6th </w:t>
-            </w:r>
-            <w:proofErr w:type="spellStart"/>
-            <w:r>
-              <w:rPr>
-                <w:rFonts w:cs="Latha"/>
-                <w:b/>
-                <w:bCs/>
-                <w:sz w:val="28"/>
-                <w:szCs w:val="28"/>
-                <w:lang w:bidi="ta-IN"/>
-              </w:rPr>
-              <w:t>Panchaati</w:t>
-            </w:r>
-            <w:proofErr w:type="spellEnd"/>
+              <w:t>TS 5.4.2.2 – Vaakyam</w:t>
+            </w:r>
+          </w:p>
+          <w:p>
+            <w:pPr>
+              <w:spacing w:before="0" w:line="240" w:lineRule="auto"/>
+              <w:rPr>
+                <w:rFonts w:cs="Latha"/>
+                <w:sz w:val="28"/>
+                <w:szCs w:val="28"/>
+                <w:lang w:bidi="ta-IN"/>
+              </w:rPr>
+            </w:pPr>
+            <w:r>
+              <w:rPr>
+                <w:rFonts w:cs="Latha"/>
+                <w:b/>
+                <w:bCs/>
+                <w:sz w:val="28"/>
+                <w:szCs w:val="28"/>
+                <w:lang w:bidi="ta-IN"/>
+              </w:rPr>
+              <w:t>6th Panchaati</w:t>
+            </w:r>
           </w:p>
         </w:tc>
         <w:tc>
@@ -24093,21 +24055,8 @@
                 <w:szCs w:val="28"/>
                 <w:lang w:bidi="ta-IN"/>
               </w:rPr>
-              <w:t xml:space="preserve">TS 5.5.1.2 – </w:t>
-            </w:r>
-            <w:proofErr w:type="spellStart"/>
-            <w:r>
-              <w:rPr>
-                <w:rFonts w:cs="Latha"/>
-                <w:b/>
-                <w:bCs/>
-                <w:sz w:val="28"/>
-                <w:szCs w:val="28"/>
-                <w:lang w:bidi="ta-IN"/>
-              </w:rPr>
-              <w:t>Vaakyam</w:t>
-            </w:r>
-            <w:proofErr w:type="spellEnd"/>
+              <w:t>TS 5.5.1.2 – Vaakyam</w:t>
+            </w:r>
           </w:p>
           <w:p>
             <w:pPr>
@@ -24142,21 +24091,8 @@
                 <w:szCs w:val="28"/>
                 <w:lang w:bidi="ta-IN"/>
               </w:rPr>
-              <w:t xml:space="preserve">nd  </w:t>
-            </w:r>
-            <w:proofErr w:type="spellStart"/>
-            <w:r>
-              <w:rPr>
-                <w:rFonts w:cs="Latha"/>
-                <w:b/>
-                <w:bCs/>
-                <w:sz w:val="28"/>
-                <w:szCs w:val="28"/>
-                <w:lang w:bidi="ta-IN"/>
-              </w:rPr>
-              <w:t>Panchaati</w:t>
-            </w:r>
-            <w:proofErr w:type="spellEnd"/>
+              <w:t>nd  Panchaati</w:t>
+            </w:r>
             <w:proofErr w:type="gramEnd"/>
           </w:p>
           <w:p>
@@ -24616,21 +24552,8 @@
                 <w:szCs w:val="28"/>
                 <w:lang w:bidi="ta-IN"/>
               </w:rPr>
-              <w:t xml:space="preserve">TS 5.5.1.5 – </w:t>
-            </w:r>
-            <w:proofErr w:type="spellStart"/>
-            <w:r>
-              <w:rPr>
-                <w:rFonts w:cs="Latha"/>
-                <w:b/>
-                <w:bCs/>
-                <w:sz w:val="28"/>
-                <w:szCs w:val="28"/>
-                <w:lang w:bidi="ta-IN"/>
-              </w:rPr>
-              <w:t>Vaakyam</w:t>
-            </w:r>
-            <w:proofErr w:type="spellEnd"/>
+              <w:t>TS 5.5.1.5 – Vaakyam</w:t>
+            </w:r>
           </w:p>
           <w:p>
             <w:pPr>
@@ -24665,21 +24588,8 @@
                 <w:szCs w:val="28"/>
                 <w:lang w:bidi="ta-IN"/>
               </w:rPr>
-              <w:t xml:space="preserve">th  </w:t>
-            </w:r>
-            <w:proofErr w:type="spellStart"/>
-            <w:r>
-              <w:rPr>
-                <w:rFonts w:cs="Latha"/>
-                <w:b/>
-                <w:bCs/>
-                <w:sz w:val="28"/>
-                <w:szCs w:val="28"/>
-                <w:lang w:bidi="ta-IN"/>
-              </w:rPr>
-              <w:t>Panchaati</w:t>
-            </w:r>
-            <w:proofErr w:type="spellEnd"/>
+              <w:t>th  Panchaati</w:t>
+            </w:r>
             <w:proofErr w:type="gramEnd"/>
           </w:p>
           <w:p>
@@ -25103,21 +25013,8 @@
                 <w:szCs w:val="28"/>
                 <w:lang w:bidi="ta-IN"/>
               </w:rPr>
-              <w:t xml:space="preserve">TS 5.6.5.3 – </w:t>
-            </w:r>
-            <w:proofErr w:type="spellStart"/>
-            <w:r>
-              <w:rPr>
-                <w:rFonts w:cs="Latha"/>
-                <w:b/>
-                <w:bCs/>
-                <w:sz w:val="28"/>
-                <w:szCs w:val="28"/>
-                <w:lang w:bidi="ta-IN"/>
-              </w:rPr>
-              <w:t>Vaakyam</w:t>
-            </w:r>
-            <w:proofErr w:type="spellEnd"/>
+              <w:t>TS 5.6.5.3 – Vaakyam</w:t>
+            </w:r>
           </w:p>
           <w:p>
             <w:pPr>
@@ -25152,21 +25049,8 @@
                 <w:szCs w:val="28"/>
                 <w:lang w:bidi="ta-IN"/>
               </w:rPr>
-              <w:t xml:space="preserve">nd  </w:t>
-            </w:r>
-            <w:proofErr w:type="spellStart"/>
-            <w:r>
-              <w:rPr>
-                <w:rFonts w:cs="Latha"/>
-                <w:b/>
-                <w:bCs/>
-                <w:sz w:val="28"/>
-                <w:szCs w:val="28"/>
-                <w:lang w:bidi="ta-IN"/>
-              </w:rPr>
-              <w:t>Panchaati</w:t>
-            </w:r>
-            <w:proofErr w:type="spellEnd"/>
+              <w:t>nd  Panchaati</w:t>
+            </w:r>
             <w:proofErr w:type="gramEnd"/>
           </w:p>
           <w:p>
@@ -25624,21 +25508,8 @@
                 <w:szCs w:val="28"/>
                 <w:lang w:bidi="ta-IN"/>
               </w:rPr>
-              <w:t xml:space="preserve">TS 5.6.10.2 – </w:t>
-            </w:r>
-            <w:proofErr w:type="spellStart"/>
-            <w:r>
-              <w:rPr>
-                <w:rFonts w:cs="Latha"/>
-                <w:b/>
-                <w:bCs/>
-                <w:sz w:val="28"/>
-                <w:szCs w:val="28"/>
-                <w:lang w:bidi="ta-IN"/>
-              </w:rPr>
-              <w:t>Vaakyam</w:t>
-            </w:r>
-            <w:proofErr w:type="spellEnd"/>
+              <w:t>TS 5.6.10.2 – Vaakyam</w:t>
+            </w:r>
           </w:p>
           <w:p>
             <w:pPr>
@@ -25673,21 +25544,8 @@
                 <w:szCs w:val="28"/>
                 <w:lang w:bidi="ta-IN"/>
               </w:rPr>
-              <w:t xml:space="preserve">th  </w:t>
-            </w:r>
-            <w:proofErr w:type="spellStart"/>
-            <w:r>
-              <w:rPr>
-                <w:rFonts w:cs="Latha"/>
-                <w:b/>
-                <w:bCs/>
-                <w:sz w:val="28"/>
-                <w:szCs w:val="28"/>
-                <w:lang w:bidi="ta-IN"/>
-              </w:rPr>
-              <w:t>Panchaati</w:t>
-            </w:r>
-            <w:proofErr w:type="spellEnd"/>
+              <w:t>th  Panchaati</w:t>
+            </w:r>
             <w:proofErr w:type="gramEnd"/>
           </w:p>
           <w:p>
@@ -26061,59 +25919,33 @@
                 <w:szCs w:val="28"/>
                 <w:lang w:bidi="ta-IN"/>
               </w:rPr>
-              <w:t xml:space="preserve">5.7.8.2 – </w:t>
-            </w:r>
-            <w:proofErr w:type="spellStart"/>
-            <w:r>
-              <w:rPr>
-                <w:rFonts w:cs="Latha"/>
-                <w:b/>
-                <w:bCs/>
-                <w:sz w:val="28"/>
-                <w:szCs w:val="28"/>
-                <w:lang w:bidi="ta-IN"/>
-              </w:rPr>
-              <w:t>Vaakyam</w:t>
-            </w:r>
-            <w:proofErr w:type="spellEnd"/>
-          </w:p>
-          <w:p>
-            <w:pPr>
-              <w:spacing w:before="0" w:line="240" w:lineRule="auto"/>
-              <w:rPr>
-                <w:rFonts w:cs="Latha"/>
-                <w:b/>
-                <w:bCs/>
-                <w:sz w:val="28"/>
-                <w:szCs w:val="28"/>
-                <w:cs/>
-                <w:lang w:bidi="ta-IN"/>
-              </w:rPr>
-            </w:pPr>
-            <w:r>
-              <w:rPr>
-                <w:rFonts w:cs="Latha"/>
-                <w:b/>
-                <w:bCs/>
-                <w:sz w:val="28"/>
-                <w:szCs w:val="28"/>
-                <w:lang w:bidi="ta-IN"/>
-              </w:rPr>
-              <w:t xml:space="preserve">34th </w:t>
-            </w:r>
-            <w:proofErr w:type="spellStart"/>
-            <w:r>
-              <w:rPr>
-                <w:rFonts w:cs="Latha"/>
-                <w:b/>
-                <w:bCs/>
-                <w:sz w:val="28"/>
-                <w:szCs w:val="28"/>
-                <w:lang w:bidi="ta-IN"/>
-              </w:rPr>
-              <w:t>Panchaati</w:t>
-            </w:r>
-            <w:proofErr w:type="spellEnd"/>
+              <w:t>5.7.8.2 – Vaakyam</w:t>
+            </w:r>
+          </w:p>
+          <w:p>
+            <w:pPr>
+              <w:spacing w:before="0" w:line="240" w:lineRule="auto"/>
+              <w:rPr>
+                <w:rFonts w:cs="Latha"/>
+                <w:b/>
+                <w:bCs/>
+                <w:sz w:val="28"/>
+                <w:szCs w:val="28"/>
+                <w:cs/>
+                <w:lang w:bidi="ta-IN"/>
+              </w:rPr>
+            </w:pPr>
+            <w:r>
+              <w:rPr>
+                <w:rFonts w:cs="Latha"/>
+                <w:b/>
+                <w:bCs/>
+                <w:sz w:val="28"/>
+                <w:szCs w:val="28"/>
+                <w:lang w:bidi="ta-IN"/>
+              </w:rPr>
+              <w:t>34th Panchaati</w:t>
+            </w:r>
           </w:p>
         </w:tc>
         <w:tc>
@@ -26456,56 +26288,30 @@
                 <w:lang w:bidi="ta-IN"/>
               </w:rPr>
               <w:lastRenderedPageBreak/>
-              <w:t xml:space="preserve">5.7.22.1 – </w:t>
-            </w:r>
-            <w:proofErr w:type="spellStart"/>
-            <w:r>
-              <w:rPr>
-                <w:rFonts w:cs="Latha"/>
-                <w:b/>
-                <w:bCs/>
-                <w:sz w:val="28"/>
-                <w:szCs w:val="28"/>
-                <w:lang w:bidi="ta-IN"/>
-              </w:rPr>
-              <w:t>Vaakyam</w:t>
-            </w:r>
-            <w:proofErr w:type="spellEnd"/>
-          </w:p>
-          <w:p>
-            <w:pPr>
-              <w:spacing w:before="0" w:line="240" w:lineRule="auto"/>
-              <w:rPr>
-                <w:rFonts w:cs="Latha"/>
-                <w:sz w:val="28"/>
-                <w:szCs w:val="28"/>
-                <w:lang w:bidi="ta-IN"/>
-              </w:rPr>
-            </w:pPr>
-            <w:r>
-              <w:rPr>
-                <w:rFonts w:cs="Latha"/>
-                <w:b/>
-                <w:bCs/>
-                <w:sz w:val="28"/>
-                <w:szCs w:val="28"/>
-                <w:lang w:bidi="ta-IN"/>
-              </w:rPr>
-              <w:t xml:space="preserve">54th </w:t>
-            </w:r>
-            <w:proofErr w:type="spellStart"/>
-            <w:r>
-              <w:rPr>
-                <w:rFonts w:cs="Latha"/>
-                <w:b/>
-                <w:bCs/>
-                <w:sz w:val="28"/>
-                <w:szCs w:val="28"/>
-                <w:lang w:bidi="ta-IN"/>
-              </w:rPr>
-              <w:t>Panchaati</w:t>
-            </w:r>
-            <w:proofErr w:type="spellEnd"/>
+              <w:t>5.7.22.1 – Vaakyam</w:t>
+            </w:r>
+          </w:p>
+          <w:p>
+            <w:pPr>
+              <w:spacing w:before="0" w:line="240" w:lineRule="auto"/>
+              <w:rPr>
+                <w:rFonts w:cs="Latha"/>
+                <w:sz w:val="28"/>
+                <w:szCs w:val="28"/>
+                <w:lang w:bidi="ta-IN"/>
+              </w:rPr>
+            </w:pPr>
+            <w:r>
+              <w:rPr>
+                <w:rFonts w:cs="Latha"/>
+                <w:b/>
+                <w:bCs/>
+                <w:sz w:val="28"/>
+                <w:szCs w:val="28"/>
+                <w:lang w:bidi="ta-IN"/>
+              </w:rPr>
+              <w:t>54th Panchaati</w:t>
+            </w:r>
           </w:p>
         </w:tc>
         <w:tc>
@@ -26917,19 +26723,8 @@
                 <w:sz w:val="28"/>
                 <w:szCs w:val="28"/>
               </w:rPr>
-              <w:t xml:space="preserve">5.7.23.1 </w:t>
-            </w:r>
-            <w:proofErr w:type="spellStart"/>
-            <w:r>
-              <w:rPr>
-                <w:b/>
-                <w:bCs/>
-                <w:sz w:val="28"/>
-                <w:szCs w:val="28"/>
-              </w:rPr>
-              <w:t>Vaakyam</w:t>
-            </w:r>
-            <w:proofErr w:type="spellEnd"/>
+              <w:t>5.7.23.1 Vaakyam</w:t>
+            </w:r>
           </w:p>
           <w:p>
             <w:pPr>
@@ -26965,19 +26760,8 @@
                 <w:sz w:val="28"/>
                 <w:szCs w:val="28"/>
               </w:rPr>
-              <w:t xml:space="preserve"> </w:t>
-            </w:r>
-            <w:proofErr w:type="spellStart"/>
-            <w:r>
-              <w:rPr>
-                <w:b/>
-                <w:bCs/>
-                <w:sz w:val="28"/>
-                <w:szCs w:val="28"/>
-              </w:rPr>
-              <w:t>Panchaati</w:t>
-            </w:r>
-            <w:proofErr w:type="spellEnd"/>
+              <w:t xml:space="preserve"> Panchaati</w:t>
+            </w:r>
           </w:p>
         </w:tc>
         <w:tc>
@@ -27138,7 +26922,6 @@
               </w:rPr>
               <w:t>…</w:t>
             </w:r>
-            <w:proofErr w:type="spellStart"/>
             <w:r>
               <w:rPr>
                 <w:rFonts w:ascii="BRH Devanagari Extra" w:hAnsi="BRH Devanagari Extra" w:cs="Latha"/>
@@ -27148,7 +26931,6 @@
               </w:rPr>
               <w:t>óè</w:t>
             </w:r>
-            <w:proofErr w:type="spellEnd"/>
             <w:r>
               <w:rPr>
                 <w:rFonts w:ascii="BRH Tamil Tab Extra" w:hAnsi="BRH Tamil Tab Extra" w:cs="Latha"/>
@@ -27319,7 +27101,6 @@
               </w:rPr>
               <w:t>…</w:t>
             </w:r>
-            <w:proofErr w:type="spellStart"/>
             <w:r>
               <w:rPr>
                 <w:rFonts w:ascii="BRH Devanagari Extra" w:hAnsi="BRH Devanagari Extra" w:cs="Latha"/>
@@ -27329,7 +27110,6 @@
               </w:rPr>
               <w:t>óè</w:t>
             </w:r>
-            <w:proofErr w:type="spellEnd"/>
             <w:r>
               <w:rPr>
                 <w:rFonts w:ascii="BRH Tamil Tab Extra" w:hAnsi="BRH Tamil Tab Extra" w:cs="Latha"/>
@@ -27364,7 +27144,6 @@
         </w:rPr>
         <w:br w:type="page"/>
       </w:r>
-      <w:proofErr w:type="spellStart"/>
       <w:r>
         <w:rPr>
           <w:b/>
@@ -27374,18 +27153,7 @@
           <w:u w:val="single"/>
         </w:rPr>
         <w:lastRenderedPageBreak/>
-        <w:t>TaittirIya</w:t>
-      </w:r>
-      <w:proofErr w:type="spellEnd"/>
-      <w:r>
-        <w:rPr>
-          <w:b/>
-          <w:bCs/>
-          <w:sz w:val="32"/>
-          <w:szCs w:val="32"/>
-          <w:u w:val="single"/>
-        </w:rPr>
-        <w:t xml:space="preserve"> Samhita – TS </w:t>
+        <w:t xml:space="preserve">TaittirIya Samhita – TS </w:t>
       </w:r>
       <w:r>
         <w:rPr>
